--- a/db/seed-assets/contract-templates/NVS/NVS-HD-04_Hop_dong_nguyen_tac_khach_hang_thuong_xuyen.docx
+++ b/db/seed-assets/contract-templates/NVS/NVS-HD-04_Hop_dong_nguyen_tac_khach_hang_thuong_xuyen.docx
@@ -143,7 +143,7 @@
                 <w:sz w:val="24"/>
                 <w:szCs w:val="24"/>
               </w:rPr>
-              <w:t xml:space="preserve">……………, ngày {ngay_ky_ngay} tháng {ngay_ky_thang} năm {ngay_ky_nam}</w:t>
+              <w:t xml:space="preserve">{o_1}, ngày {ngay_ky_ngay} tháng {ngay_ky_thang} năm {ngay_ky_nam}</w:t>
             </w:r>
           </w:p>
         </w:tc>
@@ -299,7 +299,7 @@
           <w:sz w:val="26"/>
           <w:szCs w:val="26"/>
         </w:rPr>
-        <w:t xml:space="preserve">Hôm nay, ngày {ngay_ky_ngay} tháng {ngay_ky_thang} năm {ngay_ky_nam}, tại ……………………………………, chúng tôi gồm:</w:t>
+        <w:t xml:space="preserve">Hôm nay, ngày {ngay_ky_ngay} tháng {ngay_ky_thang} năm {ngay_ky_nam}, tại {o_2}, chúng tôi gồm:</w:t>
       </w:r>
     </w:p>
     <w:p>
@@ -393,7 +393,7 @@
           <w:sz w:val="26"/>
           <w:szCs w:val="26"/>
         </w:rPr>
-        <w:t xml:space="preserve">(Theo Giấy ủy quyền số ……… ngày ……/……/……… – nếu người ký không phải đại diện theo pháp luật)</w:t>
+        <w:t xml:space="preserve">(Theo Giấy ủy quyền số {o_3} ngày {o_4} – nếu người ký không phải đại diện theo pháp luật)</w:t>
       </w:r>
     </w:p>
     <w:p>
@@ -517,7 +517,7 @@
           <w:sz w:val="26"/>
           <w:szCs w:val="26"/>
         </w:rPr>
-        <w:t xml:space="preserve">(Hoặc người được ủy quyền: ……………………… – Chức vụ: ……………… – theo Giấy ủy quyền số ……… ngày ……/……/………)</w:t>
+        <w:t xml:space="preserve">(Hoặc người được ủy quyền: {o_5} – Chức vụ: {o_6} – theo Giấy ủy quyền số {o_7} ngày {o_8})</w:t>
       </w:r>
     </w:p>
     <w:p>
@@ -688,7 +688,7 @@
           <w:sz w:val="26"/>
           <w:szCs w:val="26"/>
         </w:rPr>
-        <w:t xml:space="preserve">, có hiệu lực từ ngày …… /…… /20…… Bên B được điều chỉnh bảng giá khi giá thép nguyên liệu biến động trên …… %, thông báo trước …… ngày. Đơn đặt hàng đã xác nhận trước ngày điều chỉnh giữ nguyên giá.</w:t>
+        <w:t xml:space="preserve">, có hiệu lực từ ngày {o_9} /20{o_10} Bên B được điều chỉnh bảng giá khi giá thép nguyên liệu biến động trên {o_11} %, thông báo trước {o_12} ngày. Đơn đặt hàng đã xác nhận trước ngày điều chỉnh giữ nguyên giá.</w:t>
       </w:r>
     </w:p>
     <w:p>
@@ -864,7 +864,7 @@
                 <w:sz w:val="24"/>
                 <w:szCs w:val="24"/>
               </w:rPr>
-              <w:t xml:space="preserve">Từ ……… đến dưới ……… đồng</w:t>
+              <w:t xml:space="preserve">Từ {o_13} đến dưới {o_14} đồng</w:t>
             </w:r>
           </w:p>
         </w:tc>
@@ -896,7 +896,7 @@
                 <w:sz w:val="24"/>
                 <w:szCs w:val="24"/>
               </w:rPr>
-              <w:t xml:space="preserve">…%</w:t>
+              <w:t xml:space="preserve">{o_15}%</w:t>
             </w:r>
           </w:p>
         </w:tc>
@@ -928,7 +928,7 @@
                 <w:sz w:val="24"/>
                 <w:szCs w:val="24"/>
               </w:rPr>
-              <w:t xml:space="preserve">…%</w:t>
+              <w:t xml:space="preserve">{o_16}%</w:t>
             </w:r>
           </w:p>
         </w:tc>
@@ -965,7 +965,7 @@
                 <w:sz w:val="24"/>
                 <w:szCs w:val="24"/>
               </w:rPr>
-              <w:t xml:space="preserve">Từ ……… đến dưới ……… đồng</w:t>
+              <w:t xml:space="preserve">Từ {o_17} đến dưới {o_18} đồng</w:t>
             </w:r>
           </w:p>
         </w:tc>
@@ -997,7 +997,7 @@
                 <w:sz w:val="24"/>
                 <w:szCs w:val="24"/>
               </w:rPr>
-              <w:t xml:space="preserve">…%</w:t>
+              <w:t xml:space="preserve">{o_19}%</w:t>
             </w:r>
           </w:p>
         </w:tc>
@@ -1029,7 +1029,7 @@
                 <w:sz w:val="24"/>
                 <w:szCs w:val="24"/>
               </w:rPr>
-              <w:t xml:space="preserve">…%</w:t>
+              <w:t xml:space="preserve">{o_20}%</w:t>
             </w:r>
           </w:p>
         </w:tc>
@@ -1066,7 +1066,7 @@
                 <w:sz w:val="24"/>
                 <w:szCs w:val="24"/>
               </w:rPr>
-              <w:t xml:space="preserve">Từ ……… đồng trở lên</w:t>
+              <w:t xml:space="preserve">Từ {o_21} đồng trở lên</w:t>
             </w:r>
           </w:p>
         </w:tc>
@@ -1098,7 +1098,7 @@
                 <w:sz w:val="24"/>
                 <w:szCs w:val="24"/>
               </w:rPr>
-              <w:t xml:space="preserve">…%</w:t>
+              <w:t xml:space="preserve">{o_22}%</w:t>
             </w:r>
           </w:p>
         </w:tc>
@@ -1130,7 +1130,7 @@
                 <w:sz w:val="24"/>
                 <w:szCs w:val="24"/>
               </w:rPr>
-              <w:t xml:space="preserve">…%</w:t>
+              <w:t xml:space="preserve">{o_23}%</w:t>
             </w:r>
           </w:p>
         </w:tc>
@@ -1161,30 +1161,7 @@
         <w:jc w:val="both"/>
       </w:pPr>
       <w:r>
-        <w:rPr>
-          <w:rFonts w:ascii="Times New Roman" w:cs="Times New Roman" w:eastAsia="Times New Roman" w:hAnsi="Times New Roman"/>
-          <w:sz w:val="26"/>
-          <w:szCs w:val="26"/>
-        </w:rPr>
-        <w:t xml:space="preserve">☐ </w:t>
-      </w:r>
-      <w:r>
-        <w:rPr>
-          <w:rFonts w:ascii="Times New Roman" w:cs="Times New Roman" w:eastAsia="Times New Roman" w:hAnsi="Times New Roman"/>
-          <w:b/>
-          <w:bCs/>
-          <w:sz w:val="26"/>
-          <w:szCs w:val="26"/>
-        </w:rPr>
-        <w:t xml:space="preserve">Phương án A:</w:t>
-      </w:r>
-      <w:r>
-        <w:rPr>
-          <w:rFonts w:ascii="Times New Roman" w:cs="Times New Roman" w:eastAsia="Times New Roman" w:hAnsi="Times New Roman"/>
-          <w:sz w:val="26"/>
-          <w:szCs w:val="26"/>
-        </w:rPr>
-        <w:t xml:space="preserve"> Chiết khấu trừ trực tiếp trên hóa đơn của từng đơn hàng sau khi đạt mốc.</w:t>
+        <w:t xml:space="preserve">{#pa_1_a}</w:t>
       </w:r>
     </w:p>
     <w:p>
@@ -1203,7 +1180,7 @@
           <w:sz w:val="26"/>
           <w:szCs w:val="26"/>
         </w:rPr>
-        <w:t xml:space="preserve">☐ </w:t>
+        <w:t xml:space="preserve">{pa_1_a_o} </w:t>
       </w:r>
       <w:r>
         <w:rPr>
@@ -1213,93 +1190,15 @@
           <w:sz w:val="26"/>
           <w:szCs w:val="26"/>
         </w:rPr>
-        <w:t xml:space="preserve">Phương án B:</w:t>
-      </w:r>
-      <w:r>
-        <w:rPr>
-          <w:rFonts w:ascii="Times New Roman" w:cs="Times New Roman" w:eastAsia="Times New Roman" w:hAnsi="Times New Roman"/>
-          <w:sz w:val="26"/>
-          <w:szCs w:val="26"/>
-        </w:rPr>
-        <w:t xml:space="preserve"> Chiết khấu được tính và chi trả (hoặc bù trừ công nợ) theo quý/cuối năm hợp đồng, xuất hóa đơn điều chỉnh giảm theo quy định.</w:t>
-      </w:r>
-    </w:p>
-    <w:p>
-      <w:pPr>
-        <w:pStyle w:val="Heading2"/>
-        <w:keepNext/>
-        <w:spacing w:after="80" w:before="200" w:line="288"/>
-        <w:jc w:val="both"/>
-      </w:pPr>
-      <w:r>
-        <w:rPr>
-          <w:rFonts w:ascii="Times New Roman" w:cs="Times New Roman" w:eastAsia="Times New Roman" w:hAnsi="Times New Roman"/>
-          <w:b/>
-          <w:bCs/>
-          <w:sz w:val="26"/>
-          <w:szCs w:val="26"/>
-        </w:rPr>
-        <w:t xml:space="preserve">Điều 3. Hạn mức công nợ và thanh toán</w:t>
-      </w:r>
-    </w:p>
-    <w:p>
-      <w:pPr>
-        <w:spacing w:after="80" w:before="40" w:line="288"/>
-        <w:jc w:val="both"/>
-      </w:pPr>
-      <w:r>
-        <w:rPr>
-          <w:rFonts w:ascii="Times New Roman" w:cs="Times New Roman" w:eastAsia="Times New Roman" w:hAnsi="Times New Roman"/>
-          <w:sz w:val="26"/>
-          <w:szCs w:val="26"/>
-        </w:rPr>
-        <w:t xml:space="preserve">3.1. Hạn mức công nợ tối đa: </w:t>
-      </w:r>
-      <w:r>
-        <w:rPr>
-          <w:rFonts w:ascii="Times New Roman" w:cs="Times New Roman" w:eastAsia="Times New Roman" w:hAnsi="Times New Roman"/>
-          <w:b/>
-          <w:bCs/>
-          <w:sz w:val="26"/>
-          <w:szCs w:val="26"/>
-        </w:rPr>
-        <w:t xml:space="preserve">……………… đồng</w:t>
-      </w:r>
-      <w:r>
-        <w:rPr>
-          <w:rFonts w:ascii="Times New Roman" w:cs="Times New Roman" w:eastAsia="Times New Roman" w:hAnsi="Times New Roman"/>
-          <w:sz w:val="26"/>
-          <w:szCs w:val="26"/>
-        </w:rPr>
-        <w:t xml:space="preserve"> (bao gồm tiền hàng, tiền thuê, tiền bồi thường chưa thanh toán).</w:t>
-      </w:r>
-    </w:p>
-    <w:p>
-      <w:pPr>
-        <w:spacing w:after="80" w:before="40" w:line="288"/>
-        <w:jc w:val="both"/>
-      </w:pPr>
-      <w:r>
-        <w:rPr>
-          <w:rFonts w:ascii="Times New Roman" w:cs="Times New Roman" w:eastAsia="Times New Roman" w:hAnsi="Times New Roman"/>
-          <w:sz w:val="26"/>
-          <w:szCs w:val="26"/>
-        </w:rPr>
-        <w:t xml:space="preserve">3.2. Thời hạn thanh toán: …… ngày kể từ ngày giao hàng/chốt công nợ và nhận hóa đơn.</w:t>
-      </w:r>
-    </w:p>
-    <w:p>
-      <w:pPr>
-        <w:spacing w:after="80" w:before="40" w:line="288"/>
-        <w:jc w:val="both"/>
-      </w:pPr>
-      <w:r>
-        <w:rPr>
-          <w:rFonts w:ascii="Times New Roman" w:cs="Times New Roman" w:eastAsia="Times New Roman" w:hAnsi="Times New Roman"/>
-          <w:sz w:val="26"/>
-          <w:szCs w:val="26"/>
-        </w:rPr>
-        <w:t xml:space="preserve">3.3. Bảo đảm cho hạn mức công nợ:</w:t>
+        <w:t xml:space="preserve">Phương án A:</w:t>
+      </w:r>
+      <w:r>
+        <w:rPr>
+          <w:rFonts w:ascii="Times New Roman" w:cs="Times New Roman" w:eastAsia="Times New Roman" w:hAnsi="Times New Roman"/>
+          <w:sz w:val="26"/>
+          <w:szCs w:val="26"/>
+        </w:rPr>
+        <w:t xml:space="preserve"> Chiết khấu trừ trực tiếp trên hóa đơn của từng đơn hàng sau khi đạt mốc.</w:t>
       </w:r>
     </w:p>
     <w:p>
@@ -1313,30 +1212,7 @@
         <w:jc w:val="both"/>
       </w:pPr>
       <w:r>
-        <w:rPr>
-          <w:rFonts w:ascii="Times New Roman" w:cs="Times New Roman" w:eastAsia="Times New Roman" w:hAnsi="Times New Roman"/>
-          <w:sz w:val="26"/>
-          <w:szCs w:val="26"/>
-        </w:rPr>
-        <w:t xml:space="preserve">☐ </w:t>
-      </w:r>
-      <w:r>
-        <w:rPr>
-          <w:rFonts w:ascii="Times New Roman" w:cs="Times New Roman" w:eastAsia="Times New Roman" w:hAnsi="Times New Roman"/>
-          <w:b/>
-          <w:bCs/>
-          <w:sz w:val="26"/>
-          <w:szCs w:val="26"/>
-        </w:rPr>
-        <w:t xml:space="preserve">Phương án A:</w:t>
-      </w:r>
-      <w:r>
-        <w:rPr>
-          <w:rFonts w:ascii="Times New Roman" w:cs="Times New Roman" w:eastAsia="Times New Roman" w:hAnsi="Times New Roman"/>
-          <w:sz w:val="26"/>
-          <w:szCs w:val="26"/>
-        </w:rPr>
-        <w:t xml:space="preserve"> Không yêu cầu bảo đảm.</w:t>
+        <w:t xml:space="preserve">{/pa_1_a}</w:t>
       </w:r>
     </w:p>
     <w:p>
@@ -1350,30 +1226,7 @@
         <w:jc w:val="both"/>
       </w:pPr>
       <w:r>
-        <w:rPr>
-          <w:rFonts w:ascii="Times New Roman" w:cs="Times New Roman" w:eastAsia="Times New Roman" w:hAnsi="Times New Roman"/>
-          <w:sz w:val="26"/>
-          <w:szCs w:val="26"/>
-        </w:rPr>
-        <w:t xml:space="preserve">☐ </w:t>
-      </w:r>
-      <w:r>
-        <w:rPr>
-          <w:rFonts w:ascii="Times New Roman" w:cs="Times New Roman" w:eastAsia="Times New Roman" w:hAnsi="Times New Roman"/>
-          <w:b/>
-          <w:bCs/>
-          <w:sz w:val="26"/>
-          <w:szCs w:val="26"/>
-        </w:rPr>
-        <w:t xml:space="preserve">Phương án B:</w:t>
-      </w:r>
-      <w:r>
-        <w:rPr>
-          <w:rFonts w:ascii="Times New Roman" w:cs="Times New Roman" w:eastAsia="Times New Roman" w:hAnsi="Times New Roman"/>
-          <w:sz w:val="26"/>
-          <w:szCs w:val="26"/>
-        </w:rPr>
-        <w:t xml:space="preserve"> Bên A nộp tiền ký quỹ/đặt cọc …… đồng.</w:t>
+        <w:t xml:space="preserve">{#pa_1_b}</w:t>
       </w:r>
     </w:p>
     <w:p>
@@ -1392,7 +1245,7 @@
           <w:sz w:val="26"/>
           <w:szCs w:val="26"/>
         </w:rPr>
-        <w:t xml:space="preserve">☐ </w:t>
+        <w:t xml:space="preserve">{pa_1_b_o} </w:t>
       </w:r>
       <w:r>
         <w:rPr>
@@ -1402,475 +1255,15 @@
           <w:sz w:val="26"/>
           <w:szCs w:val="26"/>
         </w:rPr>
-        <w:t xml:space="preserve">Phương án C:</w:t>
-      </w:r>
-      <w:r>
-        <w:rPr>
-          <w:rFonts w:ascii="Times New Roman" w:cs="Times New Roman" w:eastAsia="Times New Roman" w:hAnsi="Times New Roman"/>
-          <w:sz w:val="26"/>
-          <w:szCs w:val="26"/>
-        </w:rPr>
-        <w:t xml:space="preserve"> Bên A nộp bảo lãnh thanh toán của ngân hàng giá trị …… đồng.</w:t>
-      </w:r>
-    </w:p>
-    <w:p>
-      <w:pPr>
-        <w:spacing w:after="80" w:before="40" w:line="288"/>
-        <w:jc w:val="both"/>
-      </w:pPr>
-      <w:r>
-        <w:rPr>
-          <w:rFonts w:ascii="Times New Roman" w:cs="Times New Roman" w:eastAsia="Times New Roman" w:hAnsi="Times New Roman"/>
-          <w:sz w:val="26"/>
-          <w:szCs w:val="26"/>
-        </w:rPr>
-        <w:t xml:space="preserve">3.4. Bên B có quyền </w:t>
-      </w:r>
-      <w:r>
-        <w:rPr>
-          <w:rFonts w:ascii="Times New Roman" w:cs="Times New Roman" w:eastAsia="Times New Roman" w:hAnsi="Times New Roman"/>
-          <w:b/>
-          <w:bCs/>
-          <w:sz w:val="26"/>
-          <w:szCs w:val="26"/>
-        </w:rPr>
-        <w:t xml:space="preserve">tạm ngừng giao hàng và xác nhận đơn hàng mới</w:t>
-      </w:r>
-      <w:r>
-        <w:rPr>
-          <w:rFonts w:ascii="Times New Roman" w:cs="Times New Roman" w:eastAsia="Times New Roman" w:hAnsi="Times New Roman"/>
-          <w:sz w:val="26"/>
-          <w:szCs w:val="26"/>
-        </w:rPr>
-        <w:t xml:space="preserve"> khi: (a) tổng công nợ vượt hạn mức; hoặc (b) có khoản nợ quá hạn trên …… ngày, cho đến khi Bên A thanh toán đưa công nợ về trong hạn mức. Việc tạm ngừng không bị coi là vi phạm hợp đồng.</w:t>
-      </w:r>
-    </w:p>
-    <w:p>
-      <w:pPr>
-        <w:spacing w:after="80" w:before="40" w:line="288"/>
-        <w:jc w:val="both"/>
-      </w:pPr>
-      <w:r>
-        <w:rPr>
-          <w:rFonts w:ascii="Times New Roman" w:cs="Times New Roman" w:eastAsia="Times New Roman" w:hAnsi="Times New Roman"/>
-          <w:sz w:val="26"/>
-          <w:szCs w:val="26"/>
-        </w:rPr>
-        <w:t xml:space="preserve">3.5. Chậm thanh toán, Bên A chịu lãi chậm trả …… %/tháng trên số tiền chậm trả.</w:t>
-      </w:r>
-    </w:p>
-    <w:p>
-      <w:pPr>
-        <w:pStyle w:val="Heading2"/>
-        <w:keepNext/>
-        <w:spacing w:after="80" w:before="200" w:line="288"/>
-        <w:jc w:val="both"/>
-      </w:pPr>
-      <w:r>
-        <w:rPr>
-          <w:rFonts w:ascii="Times New Roman" w:cs="Times New Roman" w:eastAsia="Times New Roman" w:hAnsi="Times New Roman"/>
-          <w:b/>
-          <w:bCs/>
-          <w:sz w:val="26"/>
-          <w:szCs w:val="26"/>
-        </w:rPr>
-        <w:t xml:space="preserve">Điều 4. Đối chiếu công nợ</w:t>
-      </w:r>
-    </w:p>
-    <w:p>
-      <w:pPr>
-        <w:spacing w:after="80" w:before="40" w:line="288"/>
-        <w:jc w:val="both"/>
-      </w:pPr>
-      <w:r>
-        <w:rPr>
-          <w:rFonts w:ascii="Times New Roman" w:cs="Times New Roman" w:eastAsia="Times New Roman" w:hAnsi="Times New Roman"/>
-          <w:sz w:val="26"/>
-          <w:szCs w:val="26"/>
-        </w:rPr>
-        <w:t xml:space="preserve">4.1. Trước ngày …… hằng tháng, Bên B gửi Biên bản đối chiếu công nợ (Phụ lục 03) chi tiết theo từng đơn hàng/công trình. Bên A ký xác nhận hoặc phản hồi trong vòng …… ngày; quá hạn không phản hồi, số liệu của Bên B được coi là đã được chấp nhận.</w:t>
-      </w:r>
-    </w:p>
-    <w:p>
-      <w:pPr>
-        <w:spacing w:after="80" w:before="40" w:line="288"/>
-        <w:jc w:val="both"/>
-      </w:pPr>
-      <w:r>
-        <w:rPr>
-          <w:rFonts w:ascii="Times New Roman" w:cs="Times New Roman" w:eastAsia="Times New Roman" w:hAnsi="Times New Roman"/>
-          <w:sz w:val="26"/>
-          <w:szCs w:val="26"/>
-        </w:rPr>
-        <w:t xml:space="preserve">4.2. Biên bản đối chiếu công nợ cuối năm là căn cứ để các bên quyết toán năm hợp đồng.</w:t>
-      </w:r>
-    </w:p>
-    <w:p>
-      <w:pPr>
-        <w:pStyle w:val="Heading2"/>
-        <w:keepNext/>
-        <w:spacing w:after="80" w:before="200" w:line="288"/>
-        <w:jc w:val="both"/>
-      </w:pPr>
-      <w:r>
-        <w:rPr>
-          <w:rFonts w:ascii="Times New Roman" w:cs="Times New Roman" w:eastAsia="Times New Roman" w:hAnsi="Times New Roman"/>
-          <w:b/>
-          <w:bCs/>
-          <w:sz w:val="26"/>
-          <w:szCs w:val="26"/>
-        </w:rPr>
-        <w:t xml:space="preserve">Điều 5. Giao nhận, chất lượng, bảo hành</w:t>
-      </w:r>
-    </w:p>
-    <w:p>
-      <w:pPr>
-        <w:spacing w:after="80" w:before="40" w:line="288"/>
-        <w:jc w:val="both"/>
-      </w:pPr>
-      <w:r>
-        <w:rPr>
-          <w:rFonts w:ascii="Times New Roman" w:cs="Times New Roman" w:eastAsia="Times New Roman" w:hAnsi="Times New Roman"/>
-          <w:sz w:val="26"/>
-          <w:szCs w:val="26"/>
-        </w:rPr>
-        <w:t xml:space="preserve">Áp dụng như Điều 3, 4, 7 của Mẫu hợp đồng mua bán NVS-HĐ-01 và Điều 5, 6 của Mẫu hợp đồng cho thuê NVS-HĐ-02. Mọi lần giao nhận/thu hồi phải có biên bản ghi rõ số Đơn đặt hàng và mã công trình.</w:t>
-      </w:r>
-    </w:p>
-    <w:p>
-      <w:pPr>
-        <w:pStyle w:val="Heading2"/>
-        <w:keepNext/>
-        <w:spacing w:after="80" w:before="200" w:line="288"/>
-        <w:jc w:val="both"/>
-      </w:pPr>
-      <w:r>
-        <w:rPr>
-          <w:rFonts w:ascii="Times New Roman" w:cs="Times New Roman" w:eastAsia="Times New Roman" w:hAnsi="Times New Roman"/>
-          <w:b/>
-          <w:bCs/>
-          <w:sz w:val="26"/>
-          <w:szCs w:val="26"/>
-        </w:rPr>
-        <w:t xml:space="preserve">Điều 6. Quyền sở hữu</w:t>
-      </w:r>
-    </w:p>
-    <w:p>
-      <w:pPr>
-        <w:spacing w:after="80" w:before="40" w:line="288"/>
-        <w:jc w:val="both"/>
-      </w:pPr>
-      <w:r>
-        <w:rPr>
-          <w:rFonts w:ascii="Times New Roman" w:cs="Times New Roman" w:eastAsia="Times New Roman" w:hAnsi="Times New Roman"/>
-          <w:sz w:val="26"/>
-          <w:szCs w:val="26"/>
-        </w:rPr>
-        <w:t xml:space="preserve">Hàng hóa bán thuộc quyền sở hữu của Bên B cho đến khi Bên A thanh toán đủ giá trị đơn hàng tương ứng. Tài sản cho thuê luôn thuộc quyền sở hữu của Bên B.</w:t>
-      </w:r>
-    </w:p>
-    <w:p>
-      <w:pPr>
-        <w:pStyle w:val="Heading2"/>
-        <w:keepNext/>
-        <w:spacing w:after="80" w:before="200" w:line="288"/>
-        <w:jc w:val="both"/>
-      </w:pPr>
-      <w:r>
-        <w:rPr>
-          <w:rFonts w:ascii="Times New Roman" w:cs="Times New Roman" w:eastAsia="Times New Roman" w:hAnsi="Times New Roman"/>
-          <w:b/>
-          <w:bCs/>
-          <w:sz w:val="26"/>
-          <w:szCs w:val="26"/>
-        </w:rPr>
-        <w:t xml:space="preserve">Điều 7. Phạt vi phạm</w:t>
-      </w:r>
-    </w:p>
-    <w:p>
-      <w:pPr>
-        <w:spacing w:after="80" w:before="40" w:line="288"/>
-        <w:jc w:val="both"/>
-      </w:pPr>
-      <w:r>
-        <w:rPr>
-          <w:rFonts w:ascii="Times New Roman" w:cs="Times New Roman" w:eastAsia="Times New Roman" w:hAnsi="Times New Roman"/>
-          <w:sz w:val="26"/>
-          <w:szCs w:val="26"/>
-        </w:rPr>
-        <w:t xml:space="preserve">Mức phạt cụ thể theo điều kiện của từng loại giao dịch; tổng mức phạt không vượt quá 8% giá trị phần nghĩa vụ bị vi phạm (Điều 301 Luật Thương mại).</w:t>
-      </w:r>
-    </w:p>
-    <w:p>
-      <w:pPr>
-        <w:pStyle w:val="Heading2"/>
-        <w:keepNext/>
-        <w:spacing w:after="80" w:before="200" w:line="288"/>
-        <w:jc w:val="both"/>
-      </w:pPr>
-      <w:r>
-        <w:rPr>
-          <w:rFonts w:ascii="Times New Roman" w:cs="Times New Roman" w:eastAsia="Times New Roman" w:hAnsi="Times New Roman"/>
-          <w:b/>
-          <w:bCs/>
-          <w:sz w:val="26"/>
-          <w:szCs w:val="26"/>
-        </w:rPr>
-        <w:t xml:space="preserve">Điều 8. Thời hạn và chấm dứt</w:t>
-      </w:r>
-    </w:p>
-    <w:p>
-      <w:pPr>
-        <w:spacing w:after="80" w:before="40" w:line="288"/>
-        <w:jc w:val="both"/>
-      </w:pPr>
-      <w:r>
-        <w:rPr>
-          <w:rFonts w:ascii="Times New Roman" w:cs="Times New Roman" w:eastAsia="Times New Roman" w:hAnsi="Times New Roman"/>
-          <w:sz w:val="26"/>
-          <w:szCs w:val="26"/>
-        </w:rPr>
-        <w:t xml:space="preserve">8.1. Thời hạn hợp đồng: </w:t>
-      </w:r>
-      <w:r>
-        <w:rPr>
-          <w:rFonts w:ascii="Times New Roman" w:cs="Times New Roman" w:eastAsia="Times New Roman" w:hAnsi="Times New Roman"/>
-          <w:b/>
-          <w:bCs/>
-          <w:sz w:val="26"/>
-          <w:szCs w:val="26"/>
-        </w:rPr>
-        <w:t xml:space="preserve">12 tháng</w:t>
-      </w:r>
-      <w:r>
-        <w:rPr>
-          <w:rFonts w:ascii="Times New Roman" w:cs="Times New Roman" w:eastAsia="Times New Roman" w:hAnsi="Times New Roman"/>
-          <w:sz w:val="26"/>
-          <w:szCs w:val="26"/>
-        </w:rPr>
-        <w:t xml:space="preserve"> kể từ ngày ký; tự động gia hạn từng 12 tháng nếu không bên nào thông báo chấm dứt trước …… ngày.</w:t>
-      </w:r>
-    </w:p>
-    <w:p>
-      <w:pPr>
-        <w:spacing w:after="80" w:before="40" w:line="288"/>
-        <w:jc w:val="both"/>
-      </w:pPr>
-      <w:r>
-        <w:rPr>
-          <w:rFonts w:ascii="Times New Roman" w:cs="Times New Roman" w:eastAsia="Times New Roman" w:hAnsi="Times New Roman"/>
-          <w:sz w:val="26"/>
-          <w:szCs w:val="26"/>
-        </w:rPr>
-        <w:t xml:space="preserve">8.2. Mỗi bên được chấm dứt hợp đồng nguyên tắc với thông báo trước …… ngày. Các Đơn đặt hàng đã xác nhận vẫn tiếp tục được thực hiện; công nợ được thanh toán đầy đủ trước khi thanh lý.</w:t>
-      </w:r>
-    </w:p>
-    <w:p>
-      <w:pPr>
-        <w:pStyle w:val="Heading2"/>
-        <w:keepNext/>
-        <w:spacing w:after="80" w:before="200" w:line="288"/>
-        <w:jc w:val="both"/>
-      </w:pPr>
-      <w:r>
-        <w:rPr>
-          <w:rFonts w:ascii="Times New Roman" w:cs="Times New Roman" w:eastAsia="Times New Roman" w:hAnsi="Times New Roman"/>
-          <w:b/>
-          <w:bCs/>
-          <w:sz w:val="26"/>
-          <w:szCs w:val="26"/>
-        </w:rPr>
-        <w:t xml:space="preserve">Điều 9. Thông báo và đại diện liên lạc</w:t>
-      </w:r>
-    </w:p>
-    <w:p>
-      <w:pPr>
-        <w:spacing w:after="80" w:before="40" w:line="288"/>
-        <w:jc w:val="both"/>
-      </w:pPr>
-      <w:r>
-        <w:rPr>
-          <w:rFonts w:ascii="Times New Roman" w:cs="Times New Roman" w:eastAsia="Times New Roman" w:hAnsi="Times New Roman"/>
-          <w:sz w:val="26"/>
-          <w:szCs w:val="26"/>
-        </w:rPr>
-        <w:t xml:space="preserve">9.1. Mọi thông báo, yêu cầu, chấp thuận theo hợp đồng phải lập bằng văn bản và gửi trực tiếp, qua bưu điện hoặc thư điện tử tới địa chỉ nêu tại phần thông tin các bên. Thông báo qua thư điện tử có giá trị khi gửi từ/tới địa chỉ đã đăng ký dưới đây.</w:t>
-      </w:r>
-    </w:p>
-    <w:p>
-      <w:pPr>
-        <w:spacing w:after="80" w:before="40" w:line="288"/>
-        <w:jc w:val="both"/>
-      </w:pPr>
-      <w:r>
-        <w:rPr>
-          <w:rFonts w:ascii="Times New Roman" w:cs="Times New Roman" w:eastAsia="Times New Roman" w:hAnsi="Times New Roman"/>
-          <w:sz w:val="26"/>
-          <w:szCs w:val="26"/>
-        </w:rPr>
-        <w:t xml:space="preserve">9.2. Đại diện liên lạc: Bên A: ………………… – ĐT: ………… – Email: …………; Bên B: ………………… – ĐT: ………… – Email: …………</w:t>
-      </w:r>
-    </w:p>
-    <w:p>
-      <w:pPr>
-        <w:spacing w:after="80" w:before="40" w:line="288"/>
-        <w:jc w:val="both"/>
-      </w:pPr>
-      <w:r>
-        <w:rPr>
-          <w:rFonts w:ascii="Times New Roman" w:cs="Times New Roman" w:eastAsia="Times New Roman" w:hAnsi="Times New Roman"/>
-          <w:sz w:val="26"/>
-          <w:szCs w:val="26"/>
-        </w:rPr>
-        <w:t xml:space="preserve">9.3. Tin nhắn qua ứng dụng (Zalo, …) chỉ dùng để trao đổi điều hành, không thay thế văn bản đối với các nội dung về giá, khối lượng phát sinh, tiến độ và chấm dứt hợp đồng.</w:t>
-      </w:r>
-    </w:p>
-    <w:p>
-      <w:pPr>
-        <w:spacing w:after="80" w:before="40" w:line="288"/>
-        <w:jc w:val="both"/>
-      </w:pPr>
-      <w:r>
-        <w:rPr>
-          <w:rFonts w:ascii="Times New Roman" w:cs="Times New Roman" w:eastAsia="Times New Roman" w:hAnsi="Times New Roman"/>
-          <w:sz w:val="26"/>
-          <w:szCs w:val="26"/>
-        </w:rPr>
-        <w:t xml:space="preserve">9.4. Danh sách người có thẩm quyền đặt hàng và ký biên bản giao nhận của Bên A: ……………………………… (Bên A thông báo bằng văn bản khi thay đổi).</w:t>
-      </w:r>
-    </w:p>
-    <w:p>
-      <w:pPr>
-        <w:pStyle w:val="Heading2"/>
-        <w:keepNext/>
-        <w:spacing w:after="80" w:before="200" w:line="288"/>
-        <w:jc w:val="both"/>
-      </w:pPr>
-      <w:r>
-        <w:rPr>
-          <w:rFonts w:ascii="Times New Roman" w:cs="Times New Roman" w:eastAsia="Times New Roman" w:hAnsi="Times New Roman"/>
-          <w:b/>
-          <w:bCs/>
-          <w:sz w:val="26"/>
-          <w:szCs w:val="26"/>
-        </w:rPr>
-        <w:t xml:space="preserve">Điều 10. Sự kiện bất khả kháng và hoàn cảnh thay đổi cơ bản</w:t>
-      </w:r>
-    </w:p>
-    <w:p>
-      <w:pPr>
-        <w:spacing w:after="80" w:before="40" w:line="288"/>
-        <w:jc w:val="both"/>
-      </w:pPr>
-      <w:r>
-        <w:rPr>
-          <w:rFonts w:ascii="Times New Roman" w:cs="Times New Roman" w:eastAsia="Times New Roman" w:hAnsi="Times New Roman"/>
-          <w:sz w:val="26"/>
-          <w:szCs w:val="26"/>
-        </w:rPr>
-        <w:t xml:space="preserve">10.1. Sự kiện bất khả kháng là sự kiện xảy ra khách quan, không thể lường trước và không thể khắc phục được mặc dù đã áp dụng mọi biện pháp cần thiết trong khả năng cho phép, gồm: thiên tai, hỏa hoạn không do lỗi của các bên, dịch bệnh được cơ quan có thẩm quyền công bố, chiến tranh, bạo loạn, quyết định của cơ quan nhà nước có thẩm quyền làm ngưng trệ việc thực hiện hợp đồng và các trường hợp khác theo quy định của pháp luật.</w:t>
-      </w:r>
-    </w:p>
-    <w:p>
-      <w:pPr>
-        <w:spacing w:after="80" w:before="40" w:line="288"/>
-        <w:jc w:val="both"/>
-      </w:pPr>
-      <w:r>
-        <w:rPr>
-          <w:rFonts w:ascii="Times New Roman" w:cs="Times New Roman" w:eastAsia="Times New Roman" w:hAnsi="Times New Roman"/>
-          <w:sz w:val="26"/>
-          <w:szCs w:val="26"/>
-        </w:rPr>
-        <w:t xml:space="preserve">10.2. Bên gặp sự kiện bất khả kháng phải thông báo bằng văn bản cho bên kia trong vòng 03 (ba) ngày làm việc kể từ khi sự kiện xảy ra, kèm bằng chứng hợp lý, và áp dụng mọi biện pháp để hạn chế thiệt hại.</w:t>
-      </w:r>
-    </w:p>
-    <w:p>
-      <w:pPr>
-        <w:spacing w:after="80" w:before="40" w:line="288"/>
-        <w:jc w:val="both"/>
-      </w:pPr>
-      <w:r>
-        <w:rPr>
-          <w:rFonts w:ascii="Times New Roman" w:cs="Times New Roman" w:eastAsia="Times New Roman" w:hAnsi="Times New Roman"/>
-          <w:sz w:val="26"/>
-          <w:szCs w:val="26"/>
-        </w:rPr>
-        <w:t xml:space="preserve">10.3. Thời gian bị ảnh hưởng bởi sự kiện bất khả kháng không tính vào thời hạn thực hiện hợp đồng. Không bên nào bị phạt hoặc phải bồi thường do không thực hiện nghĩa vụ vì sự kiện bất khả kháng.</w:t>
-      </w:r>
-    </w:p>
-    <w:p>
-      <w:pPr>
-        <w:spacing w:after="80" w:before="40" w:line="288"/>
-        <w:jc w:val="both"/>
-      </w:pPr>
-      <w:r>
-        <w:rPr>
-          <w:rFonts w:ascii="Times New Roman" w:cs="Times New Roman" w:eastAsia="Times New Roman" w:hAnsi="Times New Roman"/>
-          <w:sz w:val="26"/>
-          <w:szCs w:val="26"/>
-        </w:rPr>
-        <w:t xml:space="preserve">10.4. Nếu sự kiện bất khả kháng kéo dài quá …… (mặc định: 60) ngày liên tục, mỗi bên có quyền chấm dứt hợp đồng bằng văn bản; các bên thanh toán cho nhau phần công việc, hàng hóa đã thực hiện và được nghiệm thu đến thời điểm chấm dứt.</w:t>
-      </w:r>
-    </w:p>
-    <w:p>
-      <w:pPr>
-        <w:spacing w:after="80" w:before="40" w:line="288"/>
-        <w:jc w:val="both"/>
-      </w:pPr>
-      <w:r>
-        <w:rPr>
-          <w:rFonts w:ascii="Times New Roman" w:cs="Times New Roman" w:eastAsia="Times New Roman" w:hAnsi="Times New Roman"/>
-          <w:sz w:val="26"/>
-          <w:szCs w:val="26"/>
-        </w:rPr>
-        <w:t xml:space="preserve">10.5. Khi hoàn cảnh thay đổi cơ bản theo Điều 420 Bộ luật Dân sự (ví dụ: giá vật liệu chính biến động bất thường vượt quá …… % so với thời điểm ký), bên bị ảnh hưởng có quyền đề nghị đàm phán lại phần giá và tiến độ liên quan trong thời hạn hợp lý.</w:t>
-      </w:r>
-    </w:p>
-    <w:p>
-      <w:pPr>
-        <w:pStyle w:val="Heading2"/>
-        <w:keepNext/>
-        <w:spacing w:after="80" w:before="200" w:line="288"/>
-        <w:jc w:val="both"/>
-      </w:pPr>
-      <w:r>
-        <w:rPr>
-          <w:rFonts w:ascii="Times New Roman" w:cs="Times New Roman" w:eastAsia="Times New Roman" w:hAnsi="Times New Roman"/>
-          <w:b/>
-          <w:bCs/>
-          <w:sz w:val="26"/>
-          <w:szCs w:val="26"/>
-        </w:rPr>
-        <w:t xml:space="preserve">Điều 11. Giải quyết tranh chấp</w:t>
-      </w:r>
-    </w:p>
-    <w:p>
-      <w:pPr>
-        <w:spacing w:after="80" w:before="40" w:line="288"/>
-        <w:jc w:val="both"/>
-      </w:pPr>
-      <w:r>
-        <w:rPr>
-          <w:rFonts w:ascii="Times New Roman" w:cs="Times New Roman" w:eastAsia="Times New Roman" w:hAnsi="Times New Roman"/>
-          <w:sz w:val="26"/>
-          <w:szCs w:val="26"/>
-        </w:rPr>
-        <w:t xml:space="preserve">11.1. Khi phát sinh tranh chấp, các bên ưu tiên thương lượng, hòa giải trên tinh thần thiện chí. Bên nhận được yêu cầu giải quyết phải trả lời bằng văn bản trong vòng 07 (bảy) ngày làm việc.</w:t>
-      </w:r>
-    </w:p>
-    <w:p>
-      <w:pPr>
-        <w:spacing w:after="80" w:before="40" w:line="288"/>
-        <w:jc w:val="both"/>
-      </w:pPr>
-      <w:r>
-        <w:rPr>
-          <w:rFonts w:ascii="Times New Roman" w:cs="Times New Roman" w:eastAsia="Times New Roman" w:hAnsi="Times New Roman"/>
-          <w:sz w:val="26"/>
-          <w:szCs w:val="26"/>
-        </w:rPr>
-        <w:t xml:space="preserve">11.2. Trường hợp thương lượng không thành trong vòng 30 (ba mươi) ngày kể từ ngày một bên gửi yêu cầu, tranh chấp được giải quyết theo phương án sau:</w:t>
+        <w:t xml:space="preserve">Phương án B:</w:t>
+      </w:r>
+      <w:r>
+        <w:rPr>
+          <w:rFonts w:ascii="Times New Roman" w:cs="Times New Roman" w:eastAsia="Times New Roman" w:hAnsi="Times New Roman"/>
+          <w:sz w:val="26"/>
+          <w:szCs w:val="26"/>
+        </w:rPr>
+        <w:t xml:space="preserve"> Chiết khấu được tính và chi trả (hoặc bù trừ công nợ) theo quý/cuối năm hợp đồng, xuất hóa đơn điều chỉnh giảm theo quy định.</w:t>
       </w:r>
     </w:p>
     <w:p>
@@ -1884,13 +1277,16 @@
         <w:jc w:val="both"/>
       </w:pPr>
       <w:r>
-        <w:rPr>
-          <w:rFonts w:ascii="Times New Roman" w:cs="Times New Roman" w:eastAsia="Times New Roman" w:hAnsi="Times New Roman"/>
-          <w:sz w:val="26"/>
-          <w:szCs w:val="26"/>
-        </w:rPr>
-        <w:t xml:space="preserve">☐ </w:t>
-      </w:r>
+        <w:t xml:space="preserve">{/pa_1_b}</w:t>
+      </w:r>
+    </w:p>
+    <w:p>
+      <w:pPr>
+        <w:pStyle w:val="Heading2"/>
+        <w:keepNext/>
+        <w:spacing w:after="80" w:before="200" w:line="288"/>
+        <w:jc w:val="both"/>
+      </w:pPr>
       <w:r>
         <w:rPr>
           <w:rFonts w:ascii="Times New Roman" w:cs="Times New Roman" w:eastAsia="Times New Roman" w:hAnsi="Times New Roman"/>
@@ -1899,15 +1295,67 @@
           <w:sz w:val="26"/>
           <w:szCs w:val="26"/>
         </w:rPr>
-        <w:t xml:space="preserve">Phương án A:</w:t>
-      </w:r>
-      <w:r>
-        <w:rPr>
-          <w:rFonts w:ascii="Times New Roman" w:cs="Times New Roman" w:eastAsia="Times New Roman" w:hAnsi="Times New Roman"/>
-          <w:sz w:val="26"/>
-          <w:szCs w:val="26"/>
-        </w:rPr>
-        <w:t xml:space="preserve"> Tòa án nhân dân có thẩm quyền theo quy định của pháp luật tố tụng dân sự giải quyết theo quy định của pháp luật Việt Nam.</w:t>
+        <w:t xml:space="preserve">Điều 3. Hạn mức công nợ và thanh toán</w:t>
+      </w:r>
+    </w:p>
+    <w:p>
+      <w:pPr>
+        <w:spacing w:after="80" w:before="40" w:line="288"/>
+        <w:jc w:val="both"/>
+      </w:pPr>
+      <w:r>
+        <w:rPr>
+          <w:rFonts w:ascii="Times New Roman" w:cs="Times New Roman" w:eastAsia="Times New Roman" w:hAnsi="Times New Roman"/>
+          <w:sz w:val="26"/>
+          <w:szCs w:val="26"/>
+        </w:rPr>
+        <w:t xml:space="preserve">3.1. Hạn mức công nợ tối đa: </w:t>
+      </w:r>
+      <w:r>
+        <w:rPr>
+          <w:rFonts w:ascii="Times New Roman" w:cs="Times New Roman" w:eastAsia="Times New Roman" w:hAnsi="Times New Roman"/>
+          <w:b/>
+          <w:bCs/>
+          <w:sz w:val="26"/>
+          <w:szCs w:val="26"/>
+        </w:rPr>
+        <w:t xml:space="preserve">{o_24} đồng</w:t>
+      </w:r>
+      <w:r>
+        <w:rPr>
+          <w:rFonts w:ascii="Times New Roman" w:cs="Times New Roman" w:eastAsia="Times New Roman" w:hAnsi="Times New Roman"/>
+          <w:sz w:val="26"/>
+          <w:szCs w:val="26"/>
+        </w:rPr>
+        <w:t xml:space="preserve"> (bao gồm tiền hàng, tiền thuê, tiền bồi thường chưa thanh toán).</w:t>
+      </w:r>
+    </w:p>
+    <w:p>
+      <w:pPr>
+        <w:spacing w:after="80" w:before="40" w:line="288"/>
+        <w:jc w:val="both"/>
+      </w:pPr>
+      <w:r>
+        <w:rPr>
+          <w:rFonts w:ascii="Times New Roman" w:cs="Times New Roman" w:eastAsia="Times New Roman" w:hAnsi="Times New Roman"/>
+          <w:sz w:val="26"/>
+          <w:szCs w:val="26"/>
+        </w:rPr>
+        <w:t xml:space="preserve">3.2. Thời hạn thanh toán: {o_25} ngày kể từ ngày giao hàng/chốt công nợ và nhận hóa đơn.</w:t>
+      </w:r>
+    </w:p>
+    <w:p>
+      <w:pPr>
+        <w:spacing w:after="80" w:before="40" w:line="288"/>
+        <w:jc w:val="both"/>
+      </w:pPr>
+      <w:r>
+        <w:rPr>
+          <w:rFonts w:ascii="Times New Roman" w:cs="Times New Roman" w:eastAsia="Times New Roman" w:hAnsi="Times New Roman"/>
+          <w:sz w:val="26"/>
+          <w:szCs w:val="26"/>
+        </w:rPr>
+        <w:t xml:space="preserve">3.3. Bảo đảm cho hạn mức công nợ:</w:t>
       </w:r>
     </w:p>
     <w:p>
@@ -1921,12 +1369,26 @@
         <w:jc w:val="both"/>
       </w:pPr>
       <w:r>
-        <w:rPr>
-          <w:rFonts w:ascii="Times New Roman" w:cs="Times New Roman" w:eastAsia="Times New Roman" w:hAnsi="Times New Roman"/>
-          <w:sz w:val="26"/>
-          <w:szCs w:val="26"/>
-        </w:rPr>
-        <w:t xml:space="preserve">☐ </w:t>
+        <w:t xml:space="preserve">{#pa_2_a}</w:t>
+      </w:r>
+    </w:p>
+    <w:p>
+      <w:pPr>
+        <w:pBdr>
+          <w:left w:val="single" w:color="4F81BD" w:sz="18" w:space="6"/>
+        </w:pBdr>
+        <w:shd w:fill="EAF1FB" w:color="auto" w:val="clear"/>
+        <w:spacing w:after="40" w:before="20" w:line="288"/>
+        <w:ind w:left="360"/>
+        <w:jc w:val="both"/>
+      </w:pPr>
+      <w:r>
+        <w:rPr>
+          <w:rFonts w:ascii="Times New Roman" w:cs="Times New Roman" w:eastAsia="Times New Roman" w:hAnsi="Times New Roman"/>
+          <w:sz w:val="26"/>
+          <w:szCs w:val="26"/>
+        </w:rPr>
+        <w:t xml:space="preserve">{pa_2_a_o} </w:t>
       </w:r>
       <w:r>
         <w:rPr>
@@ -1936,6 +1398,71 @@
           <w:sz w:val="26"/>
           <w:szCs w:val="26"/>
         </w:rPr>
+        <w:t xml:space="preserve">Phương án A:</w:t>
+      </w:r>
+      <w:r>
+        <w:rPr>
+          <w:rFonts w:ascii="Times New Roman" w:cs="Times New Roman" w:eastAsia="Times New Roman" w:hAnsi="Times New Roman"/>
+          <w:sz w:val="26"/>
+          <w:szCs w:val="26"/>
+        </w:rPr>
+        <w:t xml:space="preserve"> Không yêu cầu bảo đảm.</w:t>
+      </w:r>
+    </w:p>
+    <w:p>
+      <w:pPr>
+        <w:pBdr>
+          <w:left w:val="single" w:color="4F81BD" w:sz="18" w:space="6"/>
+        </w:pBdr>
+        <w:shd w:fill="EAF1FB" w:color="auto" w:val="clear"/>
+        <w:spacing w:after="40" w:before="20" w:line="288"/>
+        <w:ind w:left="360"/>
+        <w:jc w:val="both"/>
+      </w:pPr>
+      <w:r>
+        <w:t xml:space="preserve">{/pa_2_a}</w:t>
+      </w:r>
+    </w:p>
+    <w:p>
+      <w:pPr>
+        <w:pBdr>
+          <w:left w:val="single" w:color="4F81BD" w:sz="18" w:space="6"/>
+        </w:pBdr>
+        <w:shd w:fill="EAF1FB" w:color="auto" w:val="clear"/>
+        <w:spacing w:after="40" w:before="20" w:line="288"/>
+        <w:ind w:left="360"/>
+        <w:jc w:val="both"/>
+      </w:pPr>
+      <w:r>
+        <w:t xml:space="preserve">{#pa_2_b}</w:t>
+      </w:r>
+    </w:p>
+    <w:p>
+      <w:pPr>
+        <w:pBdr>
+          <w:left w:val="single" w:color="4F81BD" w:sz="18" w:space="6"/>
+        </w:pBdr>
+        <w:shd w:fill="EAF1FB" w:color="auto" w:val="clear"/>
+        <w:spacing w:after="40" w:before="20" w:line="288"/>
+        <w:ind w:left="360"/>
+        <w:jc w:val="both"/>
+      </w:pPr>
+      <w:r>
+        <w:rPr>
+          <w:rFonts w:ascii="Times New Roman" w:cs="Times New Roman" w:eastAsia="Times New Roman" w:hAnsi="Times New Roman"/>
+          <w:sz w:val="26"/>
+          <w:szCs w:val="26"/>
+        </w:rPr>
+        <w:t xml:space="preserve">{pa_2_b_o} </w:t>
+      </w:r>
+      <w:r>
+        <w:rPr>
+          <w:rFonts w:ascii="Times New Roman" w:cs="Times New Roman" w:eastAsia="Times New Roman" w:hAnsi="Times New Roman"/>
+          <w:b/>
+          <w:bCs/>
+          <w:sz w:val="26"/>
+          <w:szCs w:val="26"/>
+        </w:rPr>
         <w:t xml:space="preserve">Phương án B:</w:t>
       </w:r>
       <w:r>
@@ -1944,7 +1471,86 @@
           <w:sz w:val="26"/>
           <w:szCs w:val="26"/>
         </w:rPr>
-        <w:t xml:space="preserve"> Trung tâm Trọng tài Quốc tế Việt Nam (VIAC) giải quyết theo Quy tắc tố tụng trọng tài của Trung tâm này; phán quyết trọng tài là chung thẩm. Số trọng tài viên: 01; địa điểm: Hà Nội; ngôn ngữ: tiếng Việt.</w:t>
+        <w:t xml:space="preserve"> Bên A nộp tiền ký quỹ/đặt cọc {o_26} đồng.</w:t>
+      </w:r>
+    </w:p>
+    <w:p>
+      <w:pPr>
+        <w:pBdr>
+          <w:left w:val="single" w:color="4F81BD" w:sz="18" w:space="6"/>
+        </w:pBdr>
+        <w:shd w:fill="EAF1FB" w:color="auto" w:val="clear"/>
+        <w:spacing w:after="40" w:before="20" w:line="288"/>
+        <w:ind w:left="360"/>
+        <w:jc w:val="both"/>
+      </w:pPr>
+      <w:r>
+        <w:t xml:space="preserve">{/pa_2_b}</w:t>
+      </w:r>
+    </w:p>
+    <w:p>
+      <w:pPr>
+        <w:pBdr>
+          <w:left w:val="single" w:color="4F81BD" w:sz="18" w:space="6"/>
+        </w:pBdr>
+        <w:shd w:fill="EAF1FB" w:color="auto" w:val="clear"/>
+        <w:spacing w:after="40" w:before="20" w:line="288"/>
+        <w:ind w:left="360"/>
+        <w:jc w:val="both"/>
+      </w:pPr>
+      <w:r>
+        <w:t xml:space="preserve">{#pa_2_c}</w:t>
+      </w:r>
+    </w:p>
+    <w:p>
+      <w:pPr>
+        <w:pBdr>
+          <w:left w:val="single" w:color="4F81BD" w:sz="18" w:space="6"/>
+        </w:pBdr>
+        <w:shd w:fill="EAF1FB" w:color="auto" w:val="clear"/>
+        <w:spacing w:after="40" w:before="20" w:line="288"/>
+        <w:ind w:left="360"/>
+        <w:jc w:val="both"/>
+      </w:pPr>
+      <w:r>
+        <w:rPr>
+          <w:rFonts w:ascii="Times New Roman" w:cs="Times New Roman" w:eastAsia="Times New Roman" w:hAnsi="Times New Roman"/>
+          <w:sz w:val="26"/>
+          <w:szCs w:val="26"/>
+        </w:rPr>
+        <w:t xml:space="preserve">{pa_2_c_o} </w:t>
+      </w:r>
+      <w:r>
+        <w:rPr>
+          <w:rFonts w:ascii="Times New Roman" w:cs="Times New Roman" w:eastAsia="Times New Roman" w:hAnsi="Times New Roman"/>
+          <w:b/>
+          <w:bCs/>
+          <w:sz w:val="26"/>
+          <w:szCs w:val="26"/>
+        </w:rPr>
+        <w:t xml:space="preserve">Phương án C:</w:t>
+      </w:r>
+      <w:r>
+        <w:rPr>
+          <w:rFonts w:ascii="Times New Roman" w:cs="Times New Roman" w:eastAsia="Times New Roman" w:hAnsi="Times New Roman"/>
+          <w:sz w:val="26"/>
+          <w:szCs w:val="26"/>
+        </w:rPr>
+        <w:t xml:space="preserve"> Bên A nộp bảo lãnh thanh toán của ngân hàng giá trị {o_27} đồng.</w:t>
+      </w:r>
+    </w:p>
+    <w:p>
+      <w:pPr>
+        <w:pBdr>
+          <w:left w:val="single" w:color="4F81BD" w:sz="18" w:space="6"/>
+        </w:pBdr>
+        <w:shd w:fill="EAF1FB" w:color="auto" w:val="clear"/>
+        <w:spacing w:after="40" w:before="20" w:line="288"/>
+        <w:ind w:left="360"/>
+        <w:jc w:val="both"/>
+      </w:pPr>
+      <w:r>
+        <w:t xml:space="preserve">{/pa_2_c}</w:t>
       </w:r>
     </w:p>
     <w:p>
@@ -1958,7 +1564,39 @@
           <w:sz w:val="26"/>
           <w:szCs w:val="26"/>
         </w:rPr>
-        <w:t xml:space="preserve">11.3. Trong thời gian giải quyết tranh chấp, các bên tiếp tục thực hiện các nghĩa vụ không bị tranh chấp, trừ khi hợp đồng đã chấm dứt.</w:t>
+        <w:t xml:space="preserve">3.4. Bên B có quyền </w:t>
+      </w:r>
+      <w:r>
+        <w:rPr>
+          <w:rFonts w:ascii="Times New Roman" w:cs="Times New Roman" w:eastAsia="Times New Roman" w:hAnsi="Times New Roman"/>
+          <w:b/>
+          <w:bCs/>
+          <w:sz w:val="26"/>
+          <w:szCs w:val="26"/>
+        </w:rPr>
+        <w:t xml:space="preserve">tạm ngừng giao hàng và xác nhận đơn hàng mới</w:t>
+      </w:r>
+      <w:r>
+        <w:rPr>
+          <w:rFonts w:ascii="Times New Roman" w:cs="Times New Roman" w:eastAsia="Times New Roman" w:hAnsi="Times New Roman"/>
+          <w:sz w:val="26"/>
+          <w:szCs w:val="26"/>
+        </w:rPr>
+        <w:t xml:space="preserve"> khi: (a) tổng công nợ vượt hạn mức; hoặc (b) có khoản nợ quá hạn trên {o_28} ngày, cho đến khi Bên A thanh toán đưa công nợ về trong hạn mức. Việc tạm ngừng không bị coi là vi phạm hợp đồng.</w:t>
+      </w:r>
+    </w:p>
+    <w:p>
+      <w:pPr>
+        <w:spacing w:after="80" w:before="40" w:line="288"/>
+        <w:jc w:val="both"/>
+      </w:pPr>
+      <w:r>
+        <w:rPr>
+          <w:rFonts w:ascii="Times New Roman" w:cs="Times New Roman" w:eastAsia="Times New Roman" w:hAnsi="Times New Roman"/>
+          <w:sz w:val="26"/>
+          <w:szCs w:val="26"/>
+        </w:rPr>
+        <w:t xml:space="preserve">3.5. Chậm thanh toán, Bên A chịu lãi chậm trả {o_29} %/tháng trên số tiền chậm trả.</w:t>
       </w:r>
     </w:p>
     <w:p>
@@ -1976,6 +1614,564 @@
           <w:sz w:val="26"/>
           <w:szCs w:val="26"/>
         </w:rPr>
+        <w:t xml:space="preserve">Điều 4. Đối chiếu công nợ</w:t>
+      </w:r>
+    </w:p>
+    <w:p>
+      <w:pPr>
+        <w:spacing w:after="80" w:before="40" w:line="288"/>
+        <w:jc w:val="both"/>
+      </w:pPr>
+      <w:r>
+        <w:rPr>
+          <w:rFonts w:ascii="Times New Roman" w:cs="Times New Roman" w:eastAsia="Times New Roman" w:hAnsi="Times New Roman"/>
+          <w:sz w:val="26"/>
+          <w:szCs w:val="26"/>
+        </w:rPr>
+        <w:t xml:space="preserve">4.1. Trước ngày {o_30} hằng tháng, Bên B gửi Biên bản đối chiếu công nợ (Phụ lục 03) chi tiết theo từng đơn hàng/công trình. Bên A ký xác nhận hoặc phản hồi trong vòng {o_31} ngày; quá hạn không phản hồi, số liệu của Bên B được coi là đã được chấp nhận.</w:t>
+      </w:r>
+    </w:p>
+    <w:p>
+      <w:pPr>
+        <w:spacing w:after="80" w:before="40" w:line="288"/>
+        <w:jc w:val="both"/>
+      </w:pPr>
+      <w:r>
+        <w:rPr>
+          <w:rFonts w:ascii="Times New Roman" w:cs="Times New Roman" w:eastAsia="Times New Roman" w:hAnsi="Times New Roman"/>
+          <w:sz w:val="26"/>
+          <w:szCs w:val="26"/>
+        </w:rPr>
+        <w:t xml:space="preserve">4.2. Biên bản đối chiếu công nợ cuối năm là căn cứ để các bên quyết toán năm hợp đồng.</w:t>
+      </w:r>
+    </w:p>
+    <w:p>
+      <w:pPr>
+        <w:pStyle w:val="Heading2"/>
+        <w:keepNext/>
+        <w:spacing w:after="80" w:before="200" w:line="288"/>
+        <w:jc w:val="both"/>
+      </w:pPr>
+      <w:r>
+        <w:rPr>
+          <w:rFonts w:ascii="Times New Roman" w:cs="Times New Roman" w:eastAsia="Times New Roman" w:hAnsi="Times New Roman"/>
+          <w:b/>
+          <w:bCs/>
+          <w:sz w:val="26"/>
+          <w:szCs w:val="26"/>
+        </w:rPr>
+        <w:t xml:space="preserve">Điều 5. Giao nhận, chất lượng, bảo hành</w:t>
+      </w:r>
+    </w:p>
+    <w:p>
+      <w:pPr>
+        <w:spacing w:after="80" w:before="40" w:line="288"/>
+        <w:jc w:val="both"/>
+      </w:pPr>
+      <w:r>
+        <w:rPr>
+          <w:rFonts w:ascii="Times New Roman" w:cs="Times New Roman" w:eastAsia="Times New Roman" w:hAnsi="Times New Roman"/>
+          <w:sz w:val="26"/>
+          <w:szCs w:val="26"/>
+        </w:rPr>
+        <w:t xml:space="preserve">Áp dụng như Điều 3, 4, 7 của Mẫu hợp đồng mua bán NVS-HĐ-01 và Điều 5, 6 của Mẫu hợp đồng cho thuê NVS-HĐ-02. Mọi lần giao nhận/thu hồi phải có biên bản ghi rõ số Đơn đặt hàng và mã công trình.</w:t>
+      </w:r>
+    </w:p>
+    <w:p>
+      <w:pPr>
+        <w:pStyle w:val="Heading2"/>
+        <w:keepNext/>
+        <w:spacing w:after="80" w:before="200" w:line="288"/>
+        <w:jc w:val="both"/>
+      </w:pPr>
+      <w:r>
+        <w:rPr>
+          <w:rFonts w:ascii="Times New Roman" w:cs="Times New Roman" w:eastAsia="Times New Roman" w:hAnsi="Times New Roman"/>
+          <w:b/>
+          <w:bCs/>
+          <w:sz w:val="26"/>
+          <w:szCs w:val="26"/>
+        </w:rPr>
+        <w:t xml:space="preserve">Điều 6. Quyền sở hữu</w:t>
+      </w:r>
+    </w:p>
+    <w:p>
+      <w:pPr>
+        <w:spacing w:after="80" w:before="40" w:line="288"/>
+        <w:jc w:val="both"/>
+      </w:pPr>
+      <w:r>
+        <w:rPr>
+          <w:rFonts w:ascii="Times New Roman" w:cs="Times New Roman" w:eastAsia="Times New Roman" w:hAnsi="Times New Roman"/>
+          <w:sz w:val="26"/>
+          <w:szCs w:val="26"/>
+        </w:rPr>
+        <w:t xml:space="preserve">Hàng hóa bán thuộc quyền sở hữu của Bên B cho đến khi Bên A thanh toán đủ giá trị đơn hàng tương ứng. Tài sản cho thuê luôn thuộc quyền sở hữu của Bên B.</w:t>
+      </w:r>
+    </w:p>
+    <w:p>
+      <w:pPr>
+        <w:pStyle w:val="Heading2"/>
+        <w:keepNext/>
+        <w:spacing w:after="80" w:before="200" w:line="288"/>
+        <w:jc w:val="both"/>
+      </w:pPr>
+      <w:r>
+        <w:rPr>
+          <w:rFonts w:ascii="Times New Roman" w:cs="Times New Roman" w:eastAsia="Times New Roman" w:hAnsi="Times New Roman"/>
+          <w:b/>
+          <w:bCs/>
+          <w:sz w:val="26"/>
+          <w:szCs w:val="26"/>
+        </w:rPr>
+        <w:t xml:space="preserve">Điều 7. Phạt vi phạm</w:t>
+      </w:r>
+    </w:p>
+    <w:p>
+      <w:pPr>
+        <w:spacing w:after="80" w:before="40" w:line="288"/>
+        <w:jc w:val="both"/>
+      </w:pPr>
+      <w:r>
+        <w:rPr>
+          <w:rFonts w:ascii="Times New Roman" w:cs="Times New Roman" w:eastAsia="Times New Roman" w:hAnsi="Times New Roman"/>
+          <w:sz w:val="26"/>
+          <w:szCs w:val="26"/>
+        </w:rPr>
+        <w:t xml:space="preserve">Mức phạt cụ thể theo điều kiện của từng loại giao dịch; tổng mức phạt không vượt quá 8% giá trị phần nghĩa vụ bị vi phạm (Điều 301 Luật Thương mại).</w:t>
+      </w:r>
+    </w:p>
+    <w:p>
+      <w:pPr>
+        <w:pStyle w:val="Heading2"/>
+        <w:keepNext/>
+        <w:spacing w:after="80" w:before="200" w:line="288"/>
+        <w:jc w:val="both"/>
+      </w:pPr>
+      <w:r>
+        <w:rPr>
+          <w:rFonts w:ascii="Times New Roman" w:cs="Times New Roman" w:eastAsia="Times New Roman" w:hAnsi="Times New Roman"/>
+          <w:b/>
+          <w:bCs/>
+          <w:sz w:val="26"/>
+          <w:szCs w:val="26"/>
+        </w:rPr>
+        <w:t xml:space="preserve">Điều 8. Thời hạn và chấm dứt</w:t>
+      </w:r>
+    </w:p>
+    <w:p>
+      <w:pPr>
+        <w:spacing w:after="80" w:before="40" w:line="288"/>
+        <w:jc w:val="both"/>
+      </w:pPr>
+      <w:r>
+        <w:rPr>
+          <w:rFonts w:ascii="Times New Roman" w:cs="Times New Roman" w:eastAsia="Times New Roman" w:hAnsi="Times New Roman"/>
+          <w:sz w:val="26"/>
+          <w:szCs w:val="26"/>
+        </w:rPr>
+        <w:t xml:space="preserve">8.1. Thời hạn hợp đồng: </w:t>
+      </w:r>
+      <w:r>
+        <w:rPr>
+          <w:rFonts w:ascii="Times New Roman" w:cs="Times New Roman" w:eastAsia="Times New Roman" w:hAnsi="Times New Roman"/>
+          <w:b/>
+          <w:bCs/>
+          <w:sz w:val="26"/>
+          <w:szCs w:val="26"/>
+        </w:rPr>
+        <w:t xml:space="preserve">12 tháng</w:t>
+      </w:r>
+      <w:r>
+        <w:rPr>
+          <w:rFonts w:ascii="Times New Roman" w:cs="Times New Roman" w:eastAsia="Times New Roman" w:hAnsi="Times New Roman"/>
+          <w:sz w:val="26"/>
+          <w:szCs w:val="26"/>
+        </w:rPr>
+        <w:t xml:space="preserve"> kể từ ngày ký; tự động gia hạn từng 12 tháng nếu không bên nào thông báo chấm dứt trước {o_32} ngày.</w:t>
+      </w:r>
+    </w:p>
+    <w:p>
+      <w:pPr>
+        <w:spacing w:after="80" w:before="40" w:line="288"/>
+        <w:jc w:val="both"/>
+      </w:pPr>
+      <w:r>
+        <w:rPr>
+          <w:rFonts w:ascii="Times New Roman" w:cs="Times New Roman" w:eastAsia="Times New Roman" w:hAnsi="Times New Roman"/>
+          <w:sz w:val="26"/>
+          <w:szCs w:val="26"/>
+        </w:rPr>
+        <w:t xml:space="preserve">8.2. Mỗi bên được chấm dứt hợp đồng nguyên tắc với thông báo trước {o_33} ngày. Các Đơn đặt hàng đã xác nhận vẫn tiếp tục được thực hiện; công nợ được thanh toán đầy đủ trước khi thanh lý.</w:t>
+      </w:r>
+    </w:p>
+    <w:p>
+      <w:pPr>
+        <w:pStyle w:val="Heading2"/>
+        <w:keepNext/>
+        <w:spacing w:after="80" w:before="200" w:line="288"/>
+        <w:jc w:val="both"/>
+      </w:pPr>
+      <w:r>
+        <w:rPr>
+          <w:rFonts w:ascii="Times New Roman" w:cs="Times New Roman" w:eastAsia="Times New Roman" w:hAnsi="Times New Roman"/>
+          <w:b/>
+          <w:bCs/>
+          <w:sz w:val="26"/>
+          <w:szCs w:val="26"/>
+        </w:rPr>
+        <w:t xml:space="preserve">Điều 9. Thông báo và đại diện liên lạc</w:t>
+      </w:r>
+    </w:p>
+    <w:p>
+      <w:pPr>
+        <w:spacing w:after="80" w:before="40" w:line="288"/>
+        <w:jc w:val="both"/>
+      </w:pPr>
+      <w:r>
+        <w:rPr>
+          <w:rFonts w:ascii="Times New Roman" w:cs="Times New Roman" w:eastAsia="Times New Roman" w:hAnsi="Times New Roman"/>
+          <w:sz w:val="26"/>
+          <w:szCs w:val="26"/>
+        </w:rPr>
+        <w:t xml:space="preserve">9.1. Mọi thông báo, yêu cầu, chấp thuận theo hợp đồng phải lập bằng văn bản và gửi trực tiếp, qua bưu điện hoặc thư điện tử tới địa chỉ nêu tại phần thông tin các bên. Thông báo qua thư điện tử có giá trị khi gửi từ/tới địa chỉ đã đăng ký dưới đây.</w:t>
+      </w:r>
+    </w:p>
+    <w:p>
+      <w:pPr>
+        <w:spacing w:after="80" w:before="40" w:line="288"/>
+        <w:jc w:val="both"/>
+      </w:pPr>
+      <w:r>
+        <w:rPr>
+          <w:rFonts w:ascii="Times New Roman" w:cs="Times New Roman" w:eastAsia="Times New Roman" w:hAnsi="Times New Roman"/>
+          <w:sz w:val="26"/>
+          <w:szCs w:val="26"/>
+        </w:rPr>
+        <w:t xml:space="preserve">9.2. Đại diện liên lạc: Bên A: {o_34} – ĐT: {o_35} – Email: {o_36}; Bên B: {o_37} – ĐT: {o_38} – Email: {o_39}</w:t>
+      </w:r>
+    </w:p>
+    <w:p>
+      <w:pPr>
+        <w:spacing w:after="80" w:before="40" w:line="288"/>
+        <w:jc w:val="both"/>
+      </w:pPr>
+      <w:r>
+        <w:rPr>
+          <w:rFonts w:ascii="Times New Roman" w:cs="Times New Roman" w:eastAsia="Times New Roman" w:hAnsi="Times New Roman"/>
+          <w:sz w:val="26"/>
+          <w:szCs w:val="26"/>
+        </w:rPr>
+        <w:t xml:space="preserve">9.3. Tin nhắn qua ứng dụng (Zalo, {o_40}) chỉ dùng để trao đổi điều hành, không thay thế văn bản đối với các nội dung về giá, khối lượng phát sinh, tiến độ và chấm dứt hợp đồng.</w:t>
+      </w:r>
+    </w:p>
+    <w:p>
+      <w:pPr>
+        <w:spacing w:after="80" w:before="40" w:line="288"/>
+        <w:jc w:val="both"/>
+      </w:pPr>
+      <w:r>
+        <w:rPr>
+          <w:rFonts w:ascii="Times New Roman" w:cs="Times New Roman" w:eastAsia="Times New Roman" w:hAnsi="Times New Roman"/>
+          <w:sz w:val="26"/>
+          <w:szCs w:val="26"/>
+        </w:rPr>
+        <w:t xml:space="preserve">9.4. Danh sách người có thẩm quyền đặt hàng và ký biên bản giao nhận của Bên A: {o_41} (Bên A thông báo bằng văn bản khi thay đổi).</w:t>
+      </w:r>
+    </w:p>
+    <w:p>
+      <w:pPr>
+        <w:pStyle w:val="Heading2"/>
+        <w:keepNext/>
+        <w:spacing w:after="80" w:before="200" w:line="288"/>
+        <w:jc w:val="both"/>
+      </w:pPr>
+      <w:r>
+        <w:rPr>
+          <w:rFonts w:ascii="Times New Roman" w:cs="Times New Roman" w:eastAsia="Times New Roman" w:hAnsi="Times New Roman"/>
+          <w:b/>
+          <w:bCs/>
+          <w:sz w:val="26"/>
+          <w:szCs w:val="26"/>
+        </w:rPr>
+        <w:t xml:space="preserve">Điều 10. Sự kiện bất khả kháng và hoàn cảnh thay đổi cơ bản</w:t>
+      </w:r>
+    </w:p>
+    <w:p>
+      <w:pPr>
+        <w:spacing w:after="80" w:before="40" w:line="288"/>
+        <w:jc w:val="both"/>
+      </w:pPr>
+      <w:r>
+        <w:rPr>
+          <w:rFonts w:ascii="Times New Roman" w:cs="Times New Roman" w:eastAsia="Times New Roman" w:hAnsi="Times New Roman"/>
+          <w:sz w:val="26"/>
+          <w:szCs w:val="26"/>
+        </w:rPr>
+        <w:t xml:space="preserve">10.1. Sự kiện bất khả kháng là sự kiện xảy ra khách quan, không thể lường trước và không thể khắc phục được mặc dù đã áp dụng mọi biện pháp cần thiết trong khả năng cho phép, gồm: thiên tai, hỏa hoạn không do lỗi của các bên, dịch bệnh được cơ quan có thẩm quyền công bố, chiến tranh, bạo loạn, quyết định của cơ quan nhà nước có thẩm quyền làm ngưng trệ việc thực hiện hợp đồng và các trường hợp khác theo quy định của pháp luật.</w:t>
+      </w:r>
+    </w:p>
+    <w:p>
+      <w:pPr>
+        <w:spacing w:after="80" w:before="40" w:line="288"/>
+        <w:jc w:val="both"/>
+      </w:pPr>
+      <w:r>
+        <w:rPr>
+          <w:rFonts w:ascii="Times New Roman" w:cs="Times New Roman" w:eastAsia="Times New Roman" w:hAnsi="Times New Roman"/>
+          <w:sz w:val="26"/>
+          <w:szCs w:val="26"/>
+        </w:rPr>
+        <w:t xml:space="preserve">10.2. Bên gặp sự kiện bất khả kháng phải thông báo bằng văn bản cho bên kia trong vòng 03 (ba) ngày làm việc kể từ khi sự kiện xảy ra, kèm bằng chứng hợp lý, và áp dụng mọi biện pháp để hạn chế thiệt hại.</w:t>
+      </w:r>
+    </w:p>
+    <w:p>
+      <w:pPr>
+        <w:spacing w:after="80" w:before="40" w:line="288"/>
+        <w:jc w:val="both"/>
+      </w:pPr>
+      <w:r>
+        <w:rPr>
+          <w:rFonts w:ascii="Times New Roman" w:cs="Times New Roman" w:eastAsia="Times New Roman" w:hAnsi="Times New Roman"/>
+          <w:sz w:val="26"/>
+          <w:szCs w:val="26"/>
+        </w:rPr>
+        <w:t xml:space="preserve">10.3. Thời gian bị ảnh hưởng bởi sự kiện bất khả kháng không tính vào thời hạn thực hiện hợp đồng. Không bên nào bị phạt hoặc phải bồi thường do không thực hiện nghĩa vụ vì sự kiện bất khả kháng.</w:t>
+      </w:r>
+    </w:p>
+    <w:p>
+      <w:pPr>
+        <w:spacing w:after="80" w:before="40" w:line="288"/>
+        <w:jc w:val="both"/>
+      </w:pPr>
+      <w:r>
+        <w:rPr>
+          <w:rFonts w:ascii="Times New Roman" w:cs="Times New Roman" w:eastAsia="Times New Roman" w:hAnsi="Times New Roman"/>
+          <w:sz w:val="26"/>
+          <w:szCs w:val="26"/>
+        </w:rPr>
+        <w:t xml:space="preserve">10.4. Nếu sự kiện bất khả kháng kéo dài quá {o_42}  ngày liên tục, mỗi bên có quyền chấm dứt hợp đồng bằng văn bản; các bên thanh toán cho nhau phần công việc, hàng hóa đã thực hiện và được nghiệm thu đến thời điểm chấm dứt.</w:t>
+      </w:r>
+    </w:p>
+    <w:p>
+      <w:pPr>
+        <w:spacing w:after="80" w:before="40" w:line="288"/>
+        <w:jc w:val="both"/>
+      </w:pPr>
+      <w:r>
+        <w:rPr>
+          <w:rFonts w:ascii="Times New Roman" w:cs="Times New Roman" w:eastAsia="Times New Roman" w:hAnsi="Times New Roman"/>
+          <w:sz w:val="26"/>
+          <w:szCs w:val="26"/>
+        </w:rPr>
+        <w:t xml:space="preserve">10.5. Khi hoàn cảnh thay đổi cơ bản theo Điều 420 Bộ luật Dân sự (ví dụ: giá vật liệu chính biến động bất thường vượt quá {o_43} % so với thời điểm ký), bên bị ảnh hưởng có quyền đề nghị đàm phán lại phần giá và tiến độ liên quan trong thời hạn hợp lý.</w:t>
+      </w:r>
+    </w:p>
+    <w:p>
+      <w:pPr>
+        <w:pStyle w:val="Heading2"/>
+        <w:keepNext/>
+        <w:spacing w:after="80" w:before="200" w:line="288"/>
+        <w:jc w:val="both"/>
+      </w:pPr>
+      <w:r>
+        <w:rPr>
+          <w:rFonts w:ascii="Times New Roman" w:cs="Times New Roman" w:eastAsia="Times New Roman" w:hAnsi="Times New Roman"/>
+          <w:b/>
+          <w:bCs/>
+          <w:sz w:val="26"/>
+          <w:szCs w:val="26"/>
+        </w:rPr>
+        <w:t xml:space="preserve">Điều 11. Giải quyết tranh chấp</w:t>
+      </w:r>
+    </w:p>
+    <w:p>
+      <w:pPr>
+        <w:spacing w:after="80" w:before="40" w:line="288"/>
+        <w:jc w:val="both"/>
+      </w:pPr>
+      <w:r>
+        <w:rPr>
+          <w:rFonts w:ascii="Times New Roman" w:cs="Times New Roman" w:eastAsia="Times New Roman" w:hAnsi="Times New Roman"/>
+          <w:sz w:val="26"/>
+          <w:szCs w:val="26"/>
+        </w:rPr>
+        <w:t xml:space="preserve">11.1. Khi phát sinh tranh chấp, các bên ưu tiên thương lượng, hòa giải trên tinh thần thiện chí. Bên nhận được yêu cầu giải quyết phải trả lời bằng văn bản trong vòng 07 (bảy) ngày làm việc.</w:t>
+      </w:r>
+    </w:p>
+    <w:p>
+      <w:pPr>
+        <w:spacing w:after="80" w:before="40" w:line="288"/>
+        <w:jc w:val="both"/>
+      </w:pPr>
+      <w:r>
+        <w:rPr>
+          <w:rFonts w:ascii="Times New Roman" w:cs="Times New Roman" w:eastAsia="Times New Roman" w:hAnsi="Times New Roman"/>
+          <w:sz w:val="26"/>
+          <w:szCs w:val="26"/>
+        </w:rPr>
+        <w:t xml:space="preserve">11.2. Trường hợp thương lượng không thành trong vòng 30 (ba mươi) ngày kể từ ngày một bên gửi yêu cầu, tranh chấp được giải quyết theo phương án sau:</w:t>
+      </w:r>
+    </w:p>
+    <w:p>
+      <w:pPr>
+        <w:pBdr>
+          <w:left w:val="single" w:color="4F81BD" w:sz="18" w:space="6"/>
+        </w:pBdr>
+        <w:shd w:fill="EAF1FB" w:color="auto" w:val="clear"/>
+        <w:spacing w:after="40" w:before="20" w:line="288"/>
+        <w:ind w:left="360"/>
+        <w:jc w:val="both"/>
+      </w:pPr>
+      <w:r>
+        <w:t xml:space="preserve">{#pa_3_a}</w:t>
+      </w:r>
+    </w:p>
+    <w:p>
+      <w:pPr>
+        <w:pBdr>
+          <w:left w:val="single" w:color="4F81BD" w:sz="18" w:space="6"/>
+        </w:pBdr>
+        <w:shd w:fill="EAF1FB" w:color="auto" w:val="clear"/>
+        <w:spacing w:after="40" w:before="20" w:line="288"/>
+        <w:ind w:left="360"/>
+        <w:jc w:val="both"/>
+      </w:pPr>
+      <w:r>
+        <w:rPr>
+          <w:rFonts w:ascii="Times New Roman" w:cs="Times New Roman" w:eastAsia="Times New Roman" w:hAnsi="Times New Roman"/>
+          <w:sz w:val="26"/>
+          <w:szCs w:val="26"/>
+        </w:rPr>
+        <w:t xml:space="preserve">{pa_3_a_o} </w:t>
+      </w:r>
+      <w:r>
+        <w:rPr>
+          <w:rFonts w:ascii="Times New Roman" w:cs="Times New Roman" w:eastAsia="Times New Roman" w:hAnsi="Times New Roman"/>
+          <w:b/>
+          <w:bCs/>
+          <w:sz w:val="26"/>
+          <w:szCs w:val="26"/>
+        </w:rPr>
+        <w:t xml:space="preserve">Phương án A:</w:t>
+      </w:r>
+      <w:r>
+        <w:rPr>
+          <w:rFonts w:ascii="Times New Roman" w:cs="Times New Roman" w:eastAsia="Times New Roman" w:hAnsi="Times New Roman"/>
+          <w:sz w:val="26"/>
+          <w:szCs w:val="26"/>
+        </w:rPr>
+        <w:t xml:space="preserve"> Tòa án nhân dân có thẩm quyền theo quy định của pháp luật tố tụng dân sự giải quyết theo quy định của pháp luật Việt Nam.</w:t>
+      </w:r>
+    </w:p>
+    <w:p>
+      <w:pPr>
+        <w:pBdr>
+          <w:left w:val="single" w:color="4F81BD" w:sz="18" w:space="6"/>
+        </w:pBdr>
+        <w:shd w:fill="EAF1FB" w:color="auto" w:val="clear"/>
+        <w:spacing w:after="40" w:before="20" w:line="288"/>
+        <w:ind w:left="360"/>
+        <w:jc w:val="both"/>
+      </w:pPr>
+      <w:r>
+        <w:t xml:space="preserve">{/pa_3_a}</w:t>
+      </w:r>
+    </w:p>
+    <w:p>
+      <w:pPr>
+        <w:pBdr>
+          <w:left w:val="single" w:color="4F81BD" w:sz="18" w:space="6"/>
+        </w:pBdr>
+        <w:shd w:fill="EAF1FB" w:color="auto" w:val="clear"/>
+        <w:spacing w:after="40" w:before="20" w:line="288"/>
+        <w:ind w:left="360"/>
+        <w:jc w:val="both"/>
+      </w:pPr>
+      <w:r>
+        <w:t xml:space="preserve">{#pa_3_b}</w:t>
+      </w:r>
+    </w:p>
+    <w:p>
+      <w:pPr>
+        <w:pBdr>
+          <w:left w:val="single" w:color="4F81BD" w:sz="18" w:space="6"/>
+        </w:pBdr>
+        <w:shd w:fill="EAF1FB" w:color="auto" w:val="clear"/>
+        <w:spacing w:after="40" w:before="20" w:line="288"/>
+        <w:ind w:left="360"/>
+        <w:jc w:val="both"/>
+      </w:pPr>
+      <w:r>
+        <w:rPr>
+          <w:rFonts w:ascii="Times New Roman" w:cs="Times New Roman" w:eastAsia="Times New Roman" w:hAnsi="Times New Roman"/>
+          <w:sz w:val="26"/>
+          <w:szCs w:val="26"/>
+        </w:rPr>
+        <w:t xml:space="preserve">{pa_3_b_o} </w:t>
+      </w:r>
+      <w:r>
+        <w:rPr>
+          <w:rFonts w:ascii="Times New Roman" w:cs="Times New Roman" w:eastAsia="Times New Roman" w:hAnsi="Times New Roman"/>
+          <w:b/>
+          <w:bCs/>
+          <w:sz w:val="26"/>
+          <w:szCs w:val="26"/>
+        </w:rPr>
+        <w:t xml:space="preserve">Phương án B:</w:t>
+      </w:r>
+      <w:r>
+        <w:rPr>
+          <w:rFonts w:ascii="Times New Roman" w:cs="Times New Roman" w:eastAsia="Times New Roman" w:hAnsi="Times New Roman"/>
+          <w:sz w:val="26"/>
+          <w:szCs w:val="26"/>
+        </w:rPr>
+        <w:t xml:space="preserve"> Trung tâm Trọng tài Quốc tế Việt Nam (VIAC) giải quyết theo Quy tắc tố tụng trọng tài của Trung tâm này; phán quyết trọng tài là chung thẩm. Số trọng tài viên: 01; địa điểm: Hà Nội; ngôn ngữ: tiếng Việt.</w:t>
+      </w:r>
+    </w:p>
+    <w:p>
+      <w:pPr>
+        <w:pBdr>
+          <w:left w:val="single" w:color="4F81BD" w:sz="18" w:space="6"/>
+        </w:pBdr>
+        <w:shd w:fill="EAF1FB" w:color="auto" w:val="clear"/>
+        <w:spacing w:after="40" w:before="20" w:line="288"/>
+        <w:ind w:left="360"/>
+        <w:jc w:val="both"/>
+      </w:pPr>
+      <w:r>
+        <w:t xml:space="preserve">{/pa_3_b}</w:t>
+      </w:r>
+    </w:p>
+    <w:p>
+      <w:pPr>
+        <w:spacing w:after="80" w:before="40" w:line="288"/>
+        <w:jc w:val="both"/>
+      </w:pPr>
+      <w:r>
+        <w:rPr>
+          <w:rFonts w:ascii="Times New Roman" w:cs="Times New Roman" w:eastAsia="Times New Roman" w:hAnsi="Times New Roman"/>
+          <w:sz w:val="26"/>
+          <w:szCs w:val="26"/>
+        </w:rPr>
+        <w:t xml:space="preserve">11.3. Trong thời gian giải quyết tranh chấp, các bên tiếp tục thực hiện các nghĩa vụ không bị tranh chấp, trừ khi hợp đồng đã chấm dứt.</w:t>
+      </w:r>
+    </w:p>
+    <w:p>
+      <w:pPr>
+        <w:pStyle w:val="Heading2"/>
+        <w:keepNext/>
+        <w:spacing w:after="80" w:before="200" w:line="288"/>
+        <w:jc w:val="both"/>
+      </w:pPr>
+      <w:r>
+        <w:rPr>
+          <w:rFonts w:ascii="Times New Roman" w:cs="Times New Roman" w:eastAsia="Times New Roman" w:hAnsi="Times New Roman"/>
+          <w:b/>
+          <w:bCs/>
+          <w:sz w:val="26"/>
+          <w:szCs w:val="26"/>
+        </w:rPr>
         <w:t xml:space="preserve">Điều 12. Hiệu lực và điều khoản thi hành</w:t>
       </w:r>
     </w:p>
@@ -1990,7 +2186,7 @@
           <w:sz w:val="26"/>
           <w:szCs w:val="26"/>
         </w:rPr>
-        <w:t xml:space="preserve">12.1. Hợp đồng có hiệu lực kể từ [ngày ký / ngày bên có quyền nhận được bảo đảm thực hiện hợp đồng/tiền tạm ứng – chọn một].</w:t>
+        <w:t xml:space="preserve">12.1. Hợp đồng có hiệu lực kể từ {c_1}.</w:t>
       </w:r>
     </w:p>
     <w:p>
@@ -2227,7 +2423,7 @@
           <w:sz w:val="26"/>
           <w:szCs w:val="26"/>
         </w:rPr>
-        <w:t xml:space="preserve">Số: ……/ĐĐH – Theo Hợp đồng nguyên tắc số ……… ngày ……/……/………</w:t>
+        <w:t xml:space="preserve">Số: {o_44}/ĐĐH – Theo Hợp đồng nguyên tắc số {o_45} ngày {o_46}</w:t>
       </w:r>
     </w:p>
     <w:p>
@@ -2255,7 +2451,7 @@
           <w:sz w:val="26"/>
           <w:szCs w:val="26"/>
         </w:rPr>
-        <w:t xml:space="preserve">Bên A: ……………………………… Người đặt hàng: ……………… ĐT: ……………… Email: ………………</w:t>
+        <w:t xml:space="preserve">Bên A: {o_47} Người đặt hàng: {o_48} ĐT: {o_49} Email: {o_50}</w:t>
       </w:r>
     </w:p>
     <w:p>
@@ -2269,7 +2465,7 @@
           <w:sz w:val="26"/>
           <w:szCs w:val="26"/>
         </w:rPr>
-        <w:t xml:space="preserve">Công trình/mã công trình: ……………………………… Địa điểm giao: ………………………………</w:t>
+        <w:t xml:space="preserve">Công trình/mã công trình: {o_51} Địa điểm giao: {o_52}</w:t>
       </w:r>
     </w:p>
     <w:p>
@@ -2283,7 +2479,7 @@
           <w:sz w:val="26"/>
           <w:szCs w:val="26"/>
         </w:rPr>
-        <w:t xml:space="preserve">Loại giao dịch: ☐ Mua  ☐ Thuê (thời gian dự kiến …… ngày/tháng)  ☐ Gia công</w:t>
+        <w:t xml:space="preserve">Loại giao dịch: ☐ Mua  ☐ Thuê (thời gian dự kiến {o_53} ngày/tháng)  ☐ Gia công</w:t>
       </w:r>
     </w:p>
     <w:tbl>
@@ -3138,7 +3334,7 @@
           <w:sz w:val="26"/>
           <w:szCs w:val="26"/>
         </w:rPr>
-        <w:t xml:space="preserve">Ngày giao yêu cầu: …… /…… /20…… – Vận chuyển: ☐ Bên B  ☐ Bên A tự nhận tại kho</w:t>
+        <w:t xml:space="preserve">Ngày giao yêu cầu: {o_54} /20{o_55} – Vận chuyển: ☐ Bên B  ☐ Bên A tự nhận tại kho</w:t>
       </w:r>
     </w:p>
     <w:p>
@@ -3323,7 +3519,7 @@
           <w:sz w:val="26"/>
           <w:szCs w:val="26"/>
         </w:rPr>
-        <w:t xml:space="preserve">Kỳ đối chiếu: từ …… /…… /20…… đến …… /…… /20……</w:t>
+        <w:t xml:space="preserve">Kỳ đối chiếu: từ {o_56} /20{o_57} đến {o_58} /20{o_59}</w:t>
       </w:r>
     </w:p>
     <w:p>
@@ -3337,7 +3533,7 @@
           <w:sz w:val="26"/>
           <w:szCs w:val="26"/>
         </w:rPr>
-        <w:t xml:space="preserve">Hôm nay, ngày …… /…… /20……, đại diện Bên A: ……………………… và Bên B: ……………………… cùng đối chiếu công nợ như sau:</w:t>
+        <w:t xml:space="preserve">Hôm nay, ngày {o_60} /20{o_61}, đại diện Bên A: {o_62} và Bên B: {o_63} cùng đối chiếu công nợ như sau:</w:t>
       </w:r>
     </w:p>
     <w:tbl>
@@ -4326,7 +4522,7 @@
           <w:sz w:val="26"/>
           <w:szCs w:val="26"/>
         </w:rPr>
-        <w:t xml:space="preserve">Kết luận: tính đến ngày …… /…… /20……, Bên A còn nợ Bên B số tiền: ……………… đồng (Bằng chữ: ………………………). Trong đó nợ quá hạn: ……………… đồng.</w:t>
+        <w:t xml:space="preserve">Kết luận: tính đến ngày {o_64} /20{o_65}, Bên A còn nợ Bên B số tiền: {o_66} đồng (Bằng chữ: {o_67}). Trong đó nợ quá hạn: {o_68} đồng.</w:t>
       </w:r>
     </w:p>
     <w:p>
@@ -4340,7 +4536,7 @@
           <w:sz w:val="26"/>
           <w:szCs w:val="26"/>
         </w:rPr>
-        <w:t xml:space="preserve">Số lượng tài sản thuê còn tại công trình của Bên A (theo bảng chi tiết kèm theo): ………………</w:t>
+        <w:t xml:space="preserve">Số lượng tài sản thuê còn tại công trình của Bên A (theo bảng chi tiết kèm theo): {o_69}</w:t>
       </w:r>
     </w:p>
     <w:p>
@@ -4354,7 +4550,7 @@
           <w:sz w:val="26"/>
           <w:szCs w:val="26"/>
         </w:rPr>
-        <w:t xml:space="preserve">Ý kiến khác: ………………………………………………………</w:t>
+        <w:t xml:space="preserve">Ý kiến khác: {o_70}</w:t>
       </w:r>
     </w:p>
     <w:p>

--- a/db/seed-assets/contract-templates/NVS/NVS-HD-04_Hop_dong_nguyen_tac_khach_hang_thuong_xuyen.docx
+++ b/db/seed-assets/contract-templates/NVS/NVS-HD-04_Hop_dong_nguyen_tac_khach_hang_thuong_xuyen.docx
@@ -143,7 +143,7 @@
                 <w:sz w:val="24"/>
                 <w:szCs w:val="24"/>
               </w:rPr>
-              <w:t xml:space="preserve">{o_1}, ngày {ngay_ky_ngay} tháng {ngay_ky_thang} năm {ngay_ky_nam}</w:t>
+              <w:t xml:space="preserve">{noi_ky}, ngày {ngay_ky_ngay} tháng {ngay_ky_thang} năm {ngay_ky_nam}</w:t>
             </w:r>
           </w:p>
         </w:tc>
@@ -299,7 +299,7 @@
           <w:sz w:val="26"/>
           <w:szCs w:val="26"/>
         </w:rPr>
-        <w:t xml:space="preserve">Hôm nay, ngày {ngay_ky_ngay} tháng {ngay_ky_thang} năm {ngay_ky_nam}, tại {o_2}, chúng tôi gồm:</w:t>
+        <w:t xml:space="preserve">Hôm nay, ngày {ngay_ky_ngay} tháng {ngay_ky_thang} năm {ngay_ky_nam}, tại {noi_ky}, chúng tôi gồm:</w:t>
       </w:r>
     </w:p>
     <w:p>
@@ -393,7 +393,7 @@
           <w:sz w:val="26"/>
           <w:szCs w:val="26"/>
         </w:rPr>
-        <w:t xml:space="preserve">(Theo Giấy ủy quyền số {o_3} ngày {o_4} – nếu người ký không phải đại diện theo pháp luật)</w:t>
+        <w:t xml:space="preserve">(Theo Giấy ủy quyền số {o_1} ngày {o_2} – nếu người ký không phải đại diện theo pháp luật)</w:t>
       </w:r>
     </w:p>
     <w:p>
@@ -517,7 +517,7 @@
           <w:sz w:val="26"/>
           <w:szCs w:val="26"/>
         </w:rPr>
-        <w:t xml:space="preserve">(Hoặc người được ủy quyền: {o_5} – Chức vụ: {o_6} – theo Giấy ủy quyền số {o_7} ngày {o_8})</w:t>
+        <w:t xml:space="preserve">(Hoặc người được ủy quyền: {o_3} – Chức vụ: {o_4} – theo Giấy ủy quyền số {o_5} ngày {o_6})</w:t>
       </w:r>
     </w:p>
     <w:p>
@@ -688,7 +688,7 @@
           <w:sz w:val="26"/>
           <w:szCs w:val="26"/>
         </w:rPr>
-        <w:t xml:space="preserve">, có hiệu lực từ ngày {o_9} /20{o_10} Bên B được điều chỉnh bảng giá khi giá thép nguyên liệu biến động trên {o_11} %, thông báo trước {o_12} ngày. Đơn đặt hàng đã xác nhận trước ngày điều chỉnh giữ nguyên giá.</w:t>
+        <w:t xml:space="preserve">, có hiệu lực từ ngày {o_7} /20{o_8} Bên B được điều chỉnh bảng giá khi giá thép nguyên liệu biến động trên {o_9} %, thông báo trước {o_10} ngày. Đơn đặt hàng đã xác nhận trước ngày điều chỉnh giữ nguyên giá.</w:t>
       </w:r>
     </w:p>
     <w:p>
@@ -864,7 +864,7 @@
                 <w:sz w:val="24"/>
                 <w:szCs w:val="24"/>
               </w:rPr>
-              <w:t xml:space="preserve">Từ {o_13} đến dưới {o_14} đồng</w:t>
+              <w:t xml:space="preserve">Từ {o_11} đến dưới {o_12} đồng</w:t>
             </w:r>
           </w:p>
         </w:tc>
@@ -896,7 +896,7 @@
                 <w:sz w:val="24"/>
                 <w:szCs w:val="24"/>
               </w:rPr>
-              <w:t xml:space="preserve">{o_15}%</w:t>
+              <w:t xml:space="preserve">{o_13}%</w:t>
             </w:r>
           </w:p>
         </w:tc>
@@ -928,7 +928,7 @@
                 <w:sz w:val="24"/>
                 <w:szCs w:val="24"/>
               </w:rPr>
-              <w:t xml:space="preserve">{o_16}%</w:t>
+              <w:t xml:space="preserve">{o_14}%</w:t>
             </w:r>
           </w:p>
         </w:tc>
@@ -965,7 +965,7 @@
                 <w:sz w:val="24"/>
                 <w:szCs w:val="24"/>
               </w:rPr>
-              <w:t xml:space="preserve">Từ {o_17} đến dưới {o_18} đồng</w:t>
+              <w:t xml:space="preserve">Từ {o_15} đến dưới {o_16} đồng</w:t>
             </w:r>
           </w:p>
         </w:tc>
@@ -997,7 +997,7 @@
                 <w:sz w:val="24"/>
                 <w:szCs w:val="24"/>
               </w:rPr>
-              <w:t xml:space="preserve">{o_19}%</w:t>
+              <w:t xml:space="preserve">{o_17}%</w:t>
             </w:r>
           </w:p>
         </w:tc>
@@ -1029,7 +1029,7 @@
                 <w:sz w:val="24"/>
                 <w:szCs w:val="24"/>
               </w:rPr>
-              <w:t xml:space="preserve">{o_20}%</w:t>
+              <w:t xml:space="preserve">{o_18}%</w:t>
             </w:r>
           </w:p>
         </w:tc>
@@ -1066,7 +1066,7 @@
                 <w:sz w:val="24"/>
                 <w:szCs w:val="24"/>
               </w:rPr>
-              <w:t xml:space="preserve">Từ {o_21} đồng trở lên</w:t>
+              <w:t xml:space="preserve">Từ {o_19} đồng trở lên</w:t>
             </w:r>
           </w:p>
         </w:tc>
@@ -1098,7 +1098,7 @@
                 <w:sz w:val="24"/>
                 <w:szCs w:val="24"/>
               </w:rPr>
-              <w:t xml:space="preserve">{o_22}%</w:t>
+              <w:t xml:space="preserve">{o_20}%</w:t>
             </w:r>
           </w:p>
         </w:tc>
@@ -1130,7 +1130,7 @@
                 <w:sz w:val="24"/>
                 <w:szCs w:val="24"/>
               </w:rPr>
-              <w:t xml:space="preserve">{o_23}%</w:t>
+              <w:t xml:space="preserve">{o_21}%</w:t>
             </w:r>
           </w:p>
         </w:tc>
@@ -1319,7 +1319,7 @@
           <w:sz w:val="26"/>
           <w:szCs w:val="26"/>
         </w:rPr>
-        <w:t xml:space="preserve">{o_24} đồng</w:t>
+        <w:t xml:space="preserve">{o_22} đồng</w:t>
       </w:r>
       <w:r>
         <w:rPr>
@@ -1341,7 +1341,7 @@
           <w:sz w:val="26"/>
           <w:szCs w:val="26"/>
         </w:rPr>
-        <w:t xml:space="preserve">3.2. Thời hạn thanh toán: {o_25} ngày kể từ ngày giao hàng/chốt công nợ và nhận hóa đơn.</w:t>
+        <w:t xml:space="preserve">3.2. Thời hạn thanh toán: {o_23} ngày kể từ ngày giao hàng/chốt công nợ và nhận hóa đơn.</w:t>
       </w:r>
     </w:p>
     <w:p>
@@ -1471,7 +1471,7 @@
           <w:sz w:val="26"/>
           <w:szCs w:val="26"/>
         </w:rPr>
-        <w:t xml:space="preserve"> Bên A nộp tiền ký quỹ/đặt cọc {o_26} đồng.</w:t>
+        <w:t xml:space="preserve"> Bên A nộp tiền ký quỹ/đặt cọc {o_24} đồng.</w:t>
       </w:r>
     </w:p>
     <w:p>
@@ -1536,7 +1536,7 @@
           <w:sz w:val="26"/>
           <w:szCs w:val="26"/>
         </w:rPr>
-        <w:t xml:space="preserve"> Bên A nộp bảo lãnh thanh toán của ngân hàng giá trị {o_27} đồng.</w:t>
+        <w:t xml:space="preserve"> Bên A nộp bảo lãnh thanh toán của ngân hàng giá trị {o_25} đồng.</w:t>
       </w:r>
     </w:p>
     <w:p>
@@ -1582,7 +1582,7 @@
           <w:sz w:val="26"/>
           <w:szCs w:val="26"/>
         </w:rPr>
-        <w:t xml:space="preserve"> khi: (a) tổng công nợ vượt hạn mức; hoặc (b) có khoản nợ quá hạn trên {o_28} ngày, cho đến khi Bên A thanh toán đưa công nợ về trong hạn mức. Việc tạm ngừng không bị coi là vi phạm hợp đồng.</w:t>
+        <w:t xml:space="preserve"> khi: (a) tổng công nợ vượt hạn mức; hoặc (b) có khoản nợ quá hạn trên {o_26} ngày, cho đến khi Bên A thanh toán đưa công nợ về trong hạn mức. Việc tạm ngừng không bị coi là vi phạm hợp đồng.</w:t>
       </w:r>
     </w:p>
     <w:p>
@@ -1596,7 +1596,7 @@
           <w:sz w:val="26"/>
           <w:szCs w:val="26"/>
         </w:rPr>
-        <w:t xml:space="preserve">3.5. Chậm thanh toán, Bên A chịu lãi chậm trả {o_29} %/tháng trên số tiền chậm trả.</w:t>
+        <w:t xml:space="preserve">3.5. Chậm thanh toán, Bên A chịu lãi chậm trả {o_27} %/tháng trên số tiền chậm trả.</w:t>
       </w:r>
     </w:p>
     <w:p>
@@ -1628,7 +1628,7 @@
           <w:sz w:val="26"/>
           <w:szCs w:val="26"/>
         </w:rPr>
-        <w:t xml:space="preserve">4.1. Trước ngày {o_30} hằng tháng, Bên B gửi Biên bản đối chiếu công nợ (Phụ lục 03) chi tiết theo từng đơn hàng/công trình. Bên A ký xác nhận hoặc phản hồi trong vòng {o_31} ngày; quá hạn không phản hồi, số liệu của Bên B được coi là đã được chấp nhận.</w:t>
+        <w:t xml:space="preserve">4.1. Trước ngày {o_28} hằng tháng, Bên B gửi Biên bản đối chiếu công nợ (Phụ lục 03) chi tiết theo từng đơn hàng/công trình. Bên A ký xác nhận hoặc phản hồi trong vòng {o_29} ngày; quá hạn không phản hồi, số liệu của Bên B được coi là đã được chấp nhận.</w:t>
       </w:r>
     </w:p>
     <w:p>
@@ -1788,7 +1788,7 @@
           <w:sz w:val="26"/>
           <w:szCs w:val="26"/>
         </w:rPr>
-        <w:t xml:space="preserve"> kể từ ngày ký; tự động gia hạn từng 12 tháng nếu không bên nào thông báo chấm dứt trước {o_32} ngày.</w:t>
+        <w:t xml:space="preserve"> kể từ ngày ký; tự động gia hạn từng 12 tháng nếu không bên nào thông báo chấm dứt trước {o_30} ngày.</w:t>
       </w:r>
     </w:p>
     <w:p>
@@ -1802,7 +1802,7 @@
           <w:sz w:val="26"/>
           <w:szCs w:val="26"/>
         </w:rPr>
-        <w:t xml:space="preserve">8.2. Mỗi bên được chấm dứt hợp đồng nguyên tắc với thông báo trước {o_33} ngày. Các Đơn đặt hàng đã xác nhận vẫn tiếp tục được thực hiện; công nợ được thanh toán đầy đủ trước khi thanh lý.</w:t>
+        <w:t xml:space="preserve">8.2. Mỗi bên được chấm dứt hợp đồng nguyên tắc với thông báo trước {o_31} ngày. Các Đơn đặt hàng đã xác nhận vẫn tiếp tục được thực hiện; công nợ được thanh toán đầy đủ trước khi thanh lý.</w:t>
       </w:r>
     </w:p>
     <w:p>
@@ -1848,7 +1848,7 @@
           <w:sz w:val="26"/>
           <w:szCs w:val="26"/>
         </w:rPr>
-        <w:t xml:space="preserve">9.2. Đại diện liên lạc: Bên A: {o_34} – ĐT: {o_35} – Email: {o_36}; Bên B: {o_37} – ĐT: {o_38} – Email: {o_39}</w:t>
+        <w:t xml:space="preserve">9.2. Đại diện liên lạc: Bên A: {o_32} – ĐT: {o_33} – Email: {o_34}; Bên B: {o_35} – ĐT: {o_36} – Email: {o_37}</w:t>
       </w:r>
     </w:p>
     <w:p>
@@ -1862,7 +1862,7 @@
           <w:sz w:val="26"/>
           <w:szCs w:val="26"/>
         </w:rPr>
-        <w:t xml:space="preserve">9.3. Tin nhắn qua ứng dụng (Zalo, {o_40}) chỉ dùng để trao đổi điều hành, không thay thế văn bản đối với các nội dung về giá, khối lượng phát sinh, tiến độ và chấm dứt hợp đồng.</w:t>
+        <w:t xml:space="preserve">9.3. Tin nhắn qua ứng dụng (Zalo, {o_38}) chỉ dùng để trao đổi điều hành, không thay thế văn bản đối với các nội dung về giá, khối lượng phát sinh, tiến độ và chấm dứt hợp đồng.</w:t>
       </w:r>
     </w:p>
     <w:p>
@@ -1876,7 +1876,7 @@
           <w:sz w:val="26"/>
           <w:szCs w:val="26"/>
         </w:rPr>
-        <w:t xml:space="preserve">9.4. Danh sách người có thẩm quyền đặt hàng và ký biên bản giao nhận của Bên A: {o_41} (Bên A thông báo bằng văn bản khi thay đổi).</w:t>
+        <w:t xml:space="preserve">9.4. Danh sách người có thẩm quyền đặt hàng và ký biên bản giao nhận của Bên A: {o_39} (Bên A thông báo bằng văn bản khi thay đổi).</w:t>
       </w:r>
     </w:p>
     <w:p>
@@ -1950,7 +1950,7 @@
           <w:sz w:val="26"/>
           <w:szCs w:val="26"/>
         </w:rPr>
-        <w:t xml:space="preserve">10.4. Nếu sự kiện bất khả kháng kéo dài quá {o_42}  ngày liên tục, mỗi bên có quyền chấm dứt hợp đồng bằng văn bản; các bên thanh toán cho nhau phần công việc, hàng hóa đã thực hiện và được nghiệm thu đến thời điểm chấm dứt.</w:t>
+        <w:t xml:space="preserve">10.4. Nếu sự kiện bất khả kháng kéo dài quá {o_40}  ngày liên tục, mỗi bên có quyền chấm dứt hợp đồng bằng văn bản; các bên thanh toán cho nhau phần công việc, hàng hóa đã thực hiện và được nghiệm thu đến thời điểm chấm dứt.</w:t>
       </w:r>
     </w:p>
     <w:p>
@@ -1964,7 +1964,7 @@
           <w:sz w:val="26"/>
           <w:szCs w:val="26"/>
         </w:rPr>
-        <w:t xml:space="preserve">10.5. Khi hoàn cảnh thay đổi cơ bản theo Điều 420 Bộ luật Dân sự (ví dụ: giá vật liệu chính biến động bất thường vượt quá {o_43} % so với thời điểm ký), bên bị ảnh hưởng có quyền đề nghị đàm phán lại phần giá và tiến độ liên quan trong thời hạn hợp lý.</w:t>
+        <w:t xml:space="preserve">10.5. Khi hoàn cảnh thay đổi cơ bản theo Điều 420 Bộ luật Dân sự (ví dụ: giá vật liệu chính biến động bất thường vượt quá {o_41} % so với thời điểm ký), bên bị ảnh hưởng có quyền đề nghị đàm phán lại phần giá và tiến độ liên quan trong thời hạn hợp lý.</w:t>
       </w:r>
     </w:p>
     <w:p>
@@ -2423,7 +2423,7 @@
           <w:sz w:val="26"/>
           <w:szCs w:val="26"/>
         </w:rPr>
-        <w:t xml:space="preserve">Số: {o_44}/ĐĐH – Theo Hợp đồng nguyên tắc số {o_45} ngày {o_46}</w:t>
+        <w:t xml:space="preserve">Số: {o_42}/ĐĐH – Theo Hợp đồng nguyên tắc số {o_43} ngày {o_44}</w:t>
       </w:r>
     </w:p>
     <w:p>
@@ -2451,7 +2451,7 @@
           <w:sz w:val="26"/>
           <w:szCs w:val="26"/>
         </w:rPr>
-        <w:t xml:space="preserve">Bên A: {o_47} Người đặt hàng: {o_48} ĐT: {o_49} Email: {o_50}</w:t>
+        <w:t xml:space="preserve">Bên A: {o_45} Người đặt hàng: {o_46} ĐT: {o_47} Email: {o_48}</w:t>
       </w:r>
     </w:p>
     <w:p>
@@ -2465,7 +2465,7 @@
           <w:sz w:val="26"/>
           <w:szCs w:val="26"/>
         </w:rPr>
-        <w:t xml:space="preserve">Công trình/mã công trình: {o_51} Địa điểm giao: {o_52}</w:t>
+        <w:t xml:space="preserve">Công trình/mã công trình: {o_49} Địa điểm giao: {o_50}</w:t>
       </w:r>
     </w:p>
     <w:p>
@@ -2479,7 +2479,7 @@
           <w:sz w:val="26"/>
           <w:szCs w:val="26"/>
         </w:rPr>
-        <w:t xml:space="preserve">Loại giao dịch: ☐ Mua  ☐ Thuê (thời gian dự kiến {o_53} ngày/tháng)  ☐ Gia công</w:t>
+        <w:t xml:space="preserve">Loại giao dịch: ☐ Mua  ☐ Thuê (thời gian dự kiến {o_51} ngày/tháng)  ☐ Gia công</w:t>
       </w:r>
     </w:p>
     <w:tbl>
@@ -3334,7 +3334,7 @@
           <w:sz w:val="26"/>
           <w:szCs w:val="26"/>
         </w:rPr>
-        <w:t xml:space="preserve">Ngày giao yêu cầu: {o_54} /20{o_55} – Vận chuyển: ☐ Bên B  ☐ Bên A tự nhận tại kho</w:t>
+        <w:t xml:space="preserve">Ngày giao yêu cầu: {o_52} /20{o_53} – Vận chuyển: ☐ Bên B  ☐ Bên A tự nhận tại kho</w:t>
       </w:r>
     </w:p>
     <w:p>
@@ -3519,7 +3519,7 @@
           <w:sz w:val="26"/>
           <w:szCs w:val="26"/>
         </w:rPr>
-        <w:t xml:space="preserve">Kỳ đối chiếu: từ {o_56} /20{o_57} đến {o_58} /20{o_59}</w:t>
+        <w:t xml:space="preserve">Kỳ đối chiếu: từ {o_54} /20{o_55} đến {o_56} /20{o_57}</w:t>
       </w:r>
     </w:p>
     <w:p>
@@ -3533,7 +3533,7 @@
           <w:sz w:val="26"/>
           <w:szCs w:val="26"/>
         </w:rPr>
-        <w:t xml:space="preserve">Hôm nay, ngày {o_60} /20{o_61}, đại diện Bên A: {o_62} và Bên B: {o_63} cùng đối chiếu công nợ như sau:</w:t>
+        <w:t xml:space="preserve">Hôm nay, ngày {o_58} /20{o_59}, đại diện Bên A: {o_60} và Bên B: {o_61} cùng đối chiếu công nợ như sau:</w:t>
       </w:r>
     </w:p>
     <w:tbl>
@@ -4522,7 +4522,7 @@
           <w:sz w:val="26"/>
           <w:szCs w:val="26"/>
         </w:rPr>
-        <w:t xml:space="preserve">Kết luận: tính đến ngày {o_64} /20{o_65}, Bên A còn nợ Bên B số tiền: {o_66} đồng (Bằng chữ: {o_67}). Trong đó nợ quá hạn: {o_68} đồng.</w:t>
+        <w:t xml:space="preserve">Kết luận: tính đến ngày {o_62} /20{o_63}, Bên A còn nợ Bên B số tiền: {o_64} đồng (Bằng chữ: {o_65}). Trong đó nợ quá hạn: {o_66} đồng.</w:t>
       </w:r>
     </w:p>
     <w:p>
@@ -4536,7 +4536,7 @@
           <w:sz w:val="26"/>
           <w:szCs w:val="26"/>
         </w:rPr>
-        <w:t xml:space="preserve">Số lượng tài sản thuê còn tại công trình của Bên A (theo bảng chi tiết kèm theo): {o_69}</w:t>
+        <w:t xml:space="preserve">Số lượng tài sản thuê còn tại công trình của Bên A (theo bảng chi tiết kèm theo): {o_67}</w:t>
       </w:r>
     </w:p>
     <w:p>
@@ -4550,7 +4550,7 @@
           <w:sz w:val="26"/>
           <w:szCs w:val="26"/>
         </w:rPr>
-        <w:t xml:space="preserve">Ý kiến khác: {o_70}</w:t>
+        <w:t xml:space="preserve">Ý kiến khác: {o_68}</w:t>
       </w:r>
     </w:p>
     <w:p>
